--- a/downloads/student/ai-4-week-32.docx
+++ b/downloads/student/ai-4-week-32.docx
@@ -1679,6 +1679,16 @@
     <w:p>
       <w:r>
         <w:t>A correlated field is not necessarily harmful in every use; assess task relevance, consequences and actual model behaviour.</w:t>
+      </w:r>
+    </w:p>
+    <w:p>
+      <w:r>
+        <w:t>Read the labelled picture: What evidence contradicts the original “all setting information removed” claim? Point to the relevant step in the picture, then write the changed result and the rule or evidence that supports it.</w:t>
+      </w:r>
+    </w:p>
+    <w:p>
+      <w:r>
+        <w:t>Change one thing: Camera codes are assigned independently of setting in a new balanced dataset. Predict the result before checking the explanation. What remains the same?</w:t>
       </w:r>
     </w:p>
     <w:p>
@@ -3512,6 +3522,187 @@
     <w:p>
       <w:r>
         <w:t>Attempt the independent case before hints. Record whether you worked alone, used a hint or followed a model. After feedback, fix the first unsupported step and explain why it changed. A later check uses a changed case, not a copied answer.</w:t>
+      </w:r>
+    </w:p>
+    <w:p>
+      <w:pPr>
+        <w:pStyle w:val="Heading1"/>
+      </w:pPr>
+      <w:r>
+        <w:t>15. Your lesson route</w:t>
+      </w:r>
+    </w:p>
+    <w:p>
+      <w:r>
+        <w:t>Start with this question: Removing an obvious setting field may leave another field that carries the same information.</w:t>
+      </w:r>
+    </w:p>
+    <w:tbl>
+      <w:tblPr>
+        <w:tblStyle w:val="LightShading-Accent1"/>
+        <w:tblW w:type="auto" w:w="0"/>
+        <w:tblLook w:firstColumn="1" w:firstRow="1" w:lastColumn="0" w:lastRow="0" w:noHBand="0" w:noVBand="1" w:val="04A0"/>
+      </w:tblPr>
+      <w:tblGrid>
+        <w:gridCol w:w="5112"/>
+        <w:gridCol w:w="5112"/>
+      </w:tblGrid>
+      <w:tr>
+        <w:trPr>
+          <w:tblHeader/>
+        </w:trPr>
+        <w:tc>
+          <w:tcPr>
+            <w:tcW w:type="dxa" w:w="5112"/>
+          </w:tcPr>
+          <w:p>
+            <w:r>
+              <w:t>By the end, I can</w:t>
+            </w:r>
+          </w:p>
+        </w:tc>
+        <w:tc>
+          <w:tcPr>
+            <w:tcW w:type="dxa" w:w="5112"/>
+          </w:tcPr>
+          <w:p>
+            <w:r>
+              <w:t>How I will show it</w:t>
+            </w:r>
+          </w:p>
+        </w:tc>
+      </w:tr>
+      <w:tr>
+        <w:tc>
+          <w:tcPr>
+            <w:tcW w:type="dxa" w:w="5112"/>
+          </w:tcPr>
+          <w:p>
+            <w:r>
+              <w:t>Identify possible proxy features</w:t>
+            </w:r>
+          </w:p>
+        </w:tc>
+        <w:tc>
+          <w:tcPr>
+            <w:tcW w:type="dxa" w:w="5112"/>
+          </w:tcPr>
+          <w:p>
+            <w:r>
+              <w:t>Explain the deciding step, show a trace or test, and state one limit.</w:t>
+            </w:r>
+          </w:p>
+        </w:tc>
+      </w:tr>
+      <w:tr>
+        <w:tc>
+          <w:tcPr>
+            <w:tcW w:type="dxa" w:w="5112"/>
+          </w:tcPr>
+          <w:p>
+            <w:r>
+              <w:t>Explain why removing one field does not guarantee fairness</w:t>
+            </w:r>
+          </w:p>
+        </w:tc>
+        <w:tc>
+          <w:tcPr>
+            <w:tcW w:type="dxa" w:w="5112"/>
+          </w:tcPr>
+          <w:p>
+            <w:r>
+              <w:t>Explain the deciding step, show a trace or test, and state one limit.</w:t>
+            </w:r>
+          </w:p>
+        </w:tc>
+      </w:tr>
+      <w:tr>
+        <w:tc>
+          <w:tcPr>
+            <w:tcW w:type="dxa" w:w="5112"/>
+          </w:tcPr>
+          <w:p>
+            <w:r>
+              <w:t>Propose a contextual review with concrete evidence</w:t>
+            </w:r>
+          </w:p>
+        </w:tc>
+        <w:tc>
+          <w:tcPr>
+            <w:tcW w:type="dxa" w:w="5112"/>
+          </w:tcPr>
+          <w:p>
+            <w:r>
+              <w:t>Explain the deciding step, show a trace or test, and state one limit.</w:t>
+            </w:r>
+          </w:p>
+        </w:tc>
+      </w:tr>
+    </w:tbl>
+    <w:p>
+      <w:r>
+        <w:t>Remember → watch and explain → try with help → investigate → try independently → keep project evidence. Your teacher may spread this lesson across several classes.</w:t>
+      </w:r>
+    </w:p>
+    <w:p>
+      <w:r>
+        <w:t>Keep your first prediction. Compare it with what the evidence shows and explain any change.</w:t>
+      </w:r>
+    </w:p>
+    <w:p>
+      <w:pPr>
+        <w:pStyle w:val="Heading1"/>
+      </w:pPr>
+      <w:r>
+        <w:t>16. Finish and return</w:t>
+      </w:r>
+    </w:p>
+    <w:p>
+      <w:r>
+        <w:t>Close your notes. Explain this goal in your own words: Identify possible proxy features</w:t>
+      </w:r>
+    </w:p>
+    <w:p>
+      <w:pPr>
+        <w:pStyle w:val="Heading3"/>
+      </w:pPr>
+      <w:r>
+        <w:t>My deciding step, evidence and one remaining question</w:t>
+      </w:r>
+    </w:p>
+    <w:p>
+      <w:r>
+        <w:t>________________________________________________________________</w:t>
+      </w:r>
+    </w:p>
+    <w:p>
+      <w:r>
+        <w:t>________________________________________________________________</w:t>
+      </w:r>
+    </w:p>
+    <w:p>
+      <w:r>
+        <w:t>________________________________________________________________</w:t>
+      </w:r>
+    </w:p>
+    <w:p>
+      <w:r>
+        <w:t>________________________________________________________________</w:t>
+      </w:r>
+    </w:p>
+    <w:p>
+      <w:r>
+        <w:t>________________________________________________________________</w:t>
+      </w:r>
+    </w:p>
+    <w:p>
+      <w:r>
+        <w:t>If you are unsure, return to the worked picture and explain one arrow. If you are ready, change an input or assumption and justify your prediction.</w:t>
+      </w:r>
+    </w:p>
+    <w:p>
+      <w:r>
+        <w:t>Save your workbook evidence. At the next review, try a different case before opening your old answer.</w:t>
       </w:r>
     </w:p>
     <w:sectPr>

--- a/downloads/student/ai-4-week-32.docx
+++ b/downloads/student/ai-4-week-32.docx
@@ -3703,6 +3703,202 @@
     <w:p>
       <w:r>
         <w:t>Save your workbook evidence. At the next review, try a different case before opening your old answer.</w:t>
+      </w:r>
+    </w:p>
+    <w:p>
+      <w:pPr>
+        <w:pStyle w:val="Heading1"/>
+      </w:pPr>
+      <w:r>
+        <w:t>17. Supported practice, repair and portfolio</w:t>
+      </w:r>
+    </w:p>
+    <w:p>
+      <w:r>
+        <w:t>Use this supported practice once, in the browser or on paper. Keep the reserved independent assessment for a separate first attempt before teacher feedback.</w:t>
+      </w:r>
+    </w:p>
+    <w:p>
+      <w:r>
+        <w:t>Removing an obvious setting field may leave another field that carries the same information.</w:t>
+      </w:r>
+    </w:p>
+    <w:p>
+      <w:pPr>
+        <w:pStyle w:val="Heading3"/>
+      </w:pPr>
+      <w:r>
+        <w:t>Practice 1: explain the deciding evidence</w:t>
+      </w:r>
+    </w:p>
+    <w:p>
+      <w:r>
+        <w:t>Which labelled step matches this detail? Compare controlled predictions and held-out setting slices; dropping one column does not establish setting independence.</w:t>
+      </w:r>
+    </w:p>
+    <w:p>
+      <w:r>
+        <w:t>1. Remove direct field</w:t>
+      </w:r>
+    </w:p>
+    <w:p>
+      <w:r>
+        <w:t>2. Audit effect</w:t>
+      </w:r>
+    </w:p>
+    <w:p>
+      <w:r>
+        <w:t>3. Check retained proxy</w:t>
+      </w:r>
+    </w:p>
+    <w:p>
+      <w:pPr>
+        <w:pStyle w:val="Heading3"/>
+      </w:pPr>
+      <w:r>
+        <w:t>My selected conclusion, deciding fact and explanation</w:t>
+      </w:r>
+    </w:p>
+    <w:p>
+      <w:r>
+        <w:t>________________________________________________________________</w:t>
+      </w:r>
+    </w:p>
+    <w:p>
+      <w:r>
+        <w:t>________________________________________________________________</w:t>
+      </w:r>
+    </w:p>
+    <w:p>
+      <w:r>
+        <w:t>________________________________________________________________</w:t>
+      </w:r>
+    </w:p>
+    <w:p>
+      <w:r>
+        <w:t>________________________________________________________________</w:t>
+      </w:r>
+    </w:p>
+    <w:p>
+      <w:r>
+        <w:t>________________________________________________________________</w:t>
+      </w:r>
+    </w:p>
+    <w:p>
+      <w:r>
+        <w:t>Hint if needed: Read the steps in the pictorial case. Match the supplied detail to the stage that performs or records it.</w:t>
+      </w:r>
+    </w:p>
+    <w:p>
+      <w:r>
+        <w:t>After your attempt, compare with the supported explanation: Audit effect Compare controlled predictions and held-out setting slices; dropping one column does not establish setting independence. Read the picture in order. Compare controlled predictions and held-out setting slices; dropping one column does not establish setting independence. The arrows show which recorded input or intermediate result each decision uses. Explain the deciding step aloud before checking the changed case; pointing to the final answer alone does not show how it follows.</w:t>
+      </w:r>
+    </w:p>
+    <w:p>
+      <w:pPr>
+        <w:pStyle w:val="Heading3"/>
+      </w:pPr>
+      <w:r>
+        <w:t>Practice 2: explain the deciding evidence</w:t>
+      </w:r>
+    </w:p>
+    <w:p>
+      <w:r>
+        <w:t>Changed-case practice: Camera codes are assigned independently of setting in a new balanced dataset. Which conclusion is supported by the supplied facts?</w:t>
+      </w:r>
+    </w:p>
+    <w:p>
+      <w:r>
+        <w:t>1. camera_code no longer perfectly identifies setting in that dataset.</w:t>
+      </w:r>
+    </w:p>
+    <w:p>
+      <w:r>
+        <w:t>2. We can decide the result without examining the changed input or the procedure.</w:t>
+      </w:r>
+    </w:p>
+    <w:p>
+      <w:r>
+        <w:t>3. This one example guarantees correct results for every future input.</w:t>
+      </w:r>
+    </w:p>
+    <w:p>
+      <w:pPr>
+        <w:pStyle w:val="Heading3"/>
+      </w:pPr>
+      <w:r>
+        <w:t>My selected conclusion, deciding fact and explanation</w:t>
+      </w:r>
+    </w:p>
+    <w:p>
+      <w:r>
+        <w:t>________________________________________________________________</w:t>
+      </w:r>
+    </w:p>
+    <w:p>
+      <w:r>
+        <w:t>________________________________________________________________</w:t>
+      </w:r>
+    </w:p>
+    <w:p>
+      <w:r>
+        <w:t>________________________________________________________________</w:t>
+      </w:r>
+    </w:p>
+    <w:p>
+      <w:r>
+        <w:t>________________________________________________________________</w:t>
+      </w:r>
+    </w:p>
+    <w:p>
+      <w:r>
+        <w:t>________________________________________________________________</w:t>
+      </w:r>
+    </w:p>
+    <w:p>
+      <w:r>
+        <w:t>Hint if needed: Use the changed condition and the deciding step in the pictorial trace. The answer must say what follows from those facts.</w:t>
+      </w:r>
+    </w:p>
+    <w:p>
+      <w:r>
+        <w:t>After your attempt, compare with the supported explanation: camera_code no longer perfectly identifies setting in that dataset. The observed mapping changed; other retained fields may still contain setting information.</w:t>
+      </w:r>
+    </w:p>
+    <w:p>
+      <w:pPr>
+        <w:pStyle w:val="Heading3"/>
+      </w:pPr>
+      <w:r>
+        <w:t>Repair a missing building block</w:t>
+      </w:r>
+    </w:p>
+    <w:p>
+      <w:r>
+        <w:t>Review Subgroup Performance (ai-4/31). Goal: Calculate subgroup results with sample sizes. Short practice: Why should the report retain subgroup rates alongside the total? Point to the relevant step in the picture, then write the changed result and the rule or evidence that supports it.. Return to this week and explain what you changed.</w:t>
+      </w:r>
+    </w:p>
+    <w:p>
+      <w:r>
+        <w:t>Review Feature Engineering (ai-4/29). Goal: Create features available at prediction time. Short practice: What should be saved so another group transforms the query identically? Point to the relevant step in the picture, then write the changed result and the rule or evidence that supports it.. Return to this week and explain what you changed.</w:t>
+      </w:r>
+    </w:p>
+    <w:p>
+      <w:r>
+        <w:t>Review Reproducible Experiments (ai-4/26). Goal: Record enough detail to reproduce a run. Short practice: What should accompany the mean 70%? Point to the relevant step in the picture, then write the changed result and the rule or evidence that supports it.. Return to this week and explain what you changed.</w:t>
+      </w:r>
+    </w:p>
+    <w:p>
+      <w:pPr>
+        <w:pStyle w:val="Heading3"/>
+      </w:pPr>
+      <w:r>
+        <w:t>Keep your completed work</w:t>
+      </w:r>
+    </w:p>
+    <w:p>
+      <w:r>
+        <w:t>Use Download completed work in the hosted lesson to export your answers, reflections, practice feedback and code-run evidence. Open the HTML copy to read or print it. Drafts stay in this browser when storage is available; clear drafts on a shared device.</w:t>
       </w:r>
     </w:p>
     <w:sectPr>

--- a/downloads/student/ai-4-week-32.docx
+++ b/downloads/student/ai-4-week-32.docx
@@ -42,6 +42,11 @@
       </w:r>
     </w:p>
     <w:p>
+      <w:r>
+        <w:t>Start with the target: Identify possible proxy features. Try the recall before opening notes.</w:t>
+      </w:r>
+    </w:p>
+    <w:p>
       <w:pPr>
         <w:pStyle w:val="Heading3"/>
       </w:pPr>
@@ -50,18 +55,72 @@
       </w:r>
     </w:p>
     <w:p>
-      <w:r>
-        <w:t>I can identify possible proxy features.</w:t>
-      </w:r>
-    </w:p>
-    <w:p>
-      <w:r>
-        <w:t>I can explain why removing one field does not guarantee fairness.</w:t>
-      </w:r>
-    </w:p>
-    <w:p>
-      <w:r>
-        <w:t>I can propose a contextual review with concrete evidence.</w:t>
+      <w:pPr>
+        <w:spacing w:line="336" w:lineRule="auto" w:after="180"/>
+      </w:pPr>
+      <w:r>
+        <w:rPr>
+          <w:b w:val="0"/>
+        </w:rPr>
+        <w:t xml:space="preserve">I can identify possible </w:t>
+      </w:r>
+      <w:r>
+        <w:rPr>
+          <w:b/>
+        </w:rPr>
+        <w:t>proxy feature</w:t>
+      </w:r>
+      <w:r>
+        <w:rPr>
+          <w:b w:val="0"/>
+        </w:rPr>
+        <w:t>s.</w:t>
+      </w:r>
+    </w:p>
+    <w:p>
+      <w:pPr>
+        <w:spacing w:line="336" w:lineRule="auto" w:after="180"/>
+      </w:pPr>
+      <w:r>
+        <w:rPr>
+          <w:b w:val="0"/>
+        </w:rPr>
+        <w:t xml:space="preserve">I can explain why removing one field does not guarantee </w:t>
+      </w:r>
+      <w:r>
+        <w:rPr>
+          <w:b/>
+        </w:rPr>
+        <w:t>fairness</w:t>
+      </w:r>
+      <w:r>
+        <w:rPr>
+          <w:b w:val="0"/>
+        </w:rPr>
+        <w:t>.</w:t>
+      </w:r>
+    </w:p>
+    <w:p>
+      <w:pPr>
+        <w:spacing w:line="336" w:lineRule="auto" w:after="180"/>
+      </w:pPr>
+      <w:r>
+        <w:rPr>
+          <w:b w:val="0"/>
+        </w:rPr>
+        <w:t xml:space="preserve">I can propose a contextual review with concrete </w:t>
+      </w:r>
+      <w:r>
+        <w:rPr>
+          <w:b/>
+        </w:rPr>
+        <w:t>evidence</w:t>
+      </w:r>
+      <w:r>
+        <w:rPr>
+          <w:b w:val="0"/>
+        </w:rPr>
+        <w:t>.</w:t>
       </w:r>
     </w:p>
     <w:p>
@@ -73,32 +132,80 @@
       </w:r>
     </w:p>
     <w:p>
-      <w:r>
+      <w:pPr>
+        <w:spacing w:line="336" w:lineRule="auto" w:after="180"/>
+      </w:pPr>
+      <w:r>
+        <w:rPr>
+          <w:b w:val="0"/>
+        </w:rPr>
         <w:t>Close your notes first. A rough first answer helps us choose the right starting point; it is not a score for your ability.</w:t>
       </w:r>
     </w:p>
     <w:p>
-      <w:r>
+      <w:pPr>
+        <w:spacing w:line="336" w:lineRule="auto" w:after="180"/>
+      </w:pPr>
+      <w:r>
+        <w:rPr>
+          <w:b w:val="0"/>
+        </w:rPr>
         <w:t>Without opening the old lesson, explain one key idea from Subgroup Performance. Give an example and a mistake that the idea helps you avoid.</w:t>
       </w:r>
     </w:p>
     <w:p>
-      <w:r>
+      <w:pPr>
+        <w:spacing w:line="336" w:lineRule="auto" w:after="180"/>
+      </w:pPr>
+      <w:r>
+        <w:rPr>
+          <w:b w:val="0"/>
+        </w:rPr>
         <w:t>Without opening the old lesson, explain one key idea from Feature Engineering. Give an example and a mistake that the idea helps you avoid.</w:t>
       </w:r>
     </w:p>
     <w:p>
-      <w:r>
+      <w:pPr>
+        <w:spacing w:line="336" w:lineRule="auto" w:after="180"/>
+      </w:pPr>
+      <w:r>
+        <w:rPr>
+          <w:b w:val="0"/>
+        </w:rPr>
         <w:t>Without opening the old lesson, explain one key idea from Reproducible Experiments. Give an example and a mistake that the idea helps you avoid.</w:t>
       </w:r>
     </w:p>
     <w:p>
-      <w:r>
-        <w:t>After trying, check the relevant lesson or ask your teacher. Change the part of your explanation that the evidence shows was wrong.</w:t>
-      </w:r>
-    </w:p>
-    <w:p>
-      <w:r>
+      <w:pPr>
+        <w:spacing w:line="336" w:lineRule="auto" w:after="180"/>
+      </w:pPr>
+      <w:r>
+        <w:rPr>
+          <w:b w:val="0"/>
+        </w:rPr>
+        <w:t xml:space="preserve">After trying, check the relevant lesson or ask your teacher. Change the part of your explanation that the </w:t>
+      </w:r>
+      <w:r>
+        <w:rPr>
+          <w:b/>
+        </w:rPr>
+        <w:t>evidence</w:t>
+      </w:r>
+      <w:r>
+        <w:rPr>
+          <w:b w:val="0"/>
+        </w:rPr>
+        <w:t xml:space="preserve"> shows was wrong.</w:t>
+      </w:r>
+    </w:p>
+    <w:p>
+      <w:pPr>
+        <w:spacing w:line="336" w:lineRule="auto" w:after="180"/>
+      </w:pPr>
+      <w:r>
+        <w:rPr>
+          <w:b w:val="0"/>
+        </w:rPr>
         <w:t>A feature may indirectly encode sensitive identity or context, creating unjustified differences even when the original field is absent.</w:t>
       </w:r>
     </w:p>
@@ -139,12 +246,33 @@
       </w:r>
     </w:p>
     <w:p>
-      <w:r>
+      <w:pPr>
+        <w:pStyle w:val="Heading3"/>
+      </w:pPr>
+      <w:r>
+        <w:t>Your target</w:t>
+      </w:r>
+    </w:p>
+    <w:p>
+      <w:pPr>
+        <w:spacing w:line="336" w:lineRule="auto" w:after="180"/>
+        <w:shd w:fill="EDF7F3"/>
+      </w:pPr>
+      <w:r>
+        <w:rPr>
+          <w:b w:val="0"/>
+        </w:rPr>
         <w:t>LEARNING TARGET  A leaf model performs well using location ID alone. Explain a possible proxy problem and design a diagnostic evaluation.</w:t>
       </w:r>
     </w:p>
     <w:p>
-      <w:r>
+      <w:pPr>
+        <w:spacing w:line="336" w:lineRule="auto" w:after="180"/>
+      </w:pPr>
+      <w:r>
+        <w:rPr>
+          <w:b w:val="0"/>
+        </w:rPr>
         <w:t>Builder name and experiment date:</w:t>
       </w:r>
     </w:p>
@@ -157,7 +285,14 @@
       </w:r>
     </w:p>
     <w:p>
-      <w:r>
+      <w:pPr>
+        <w:spacing w:line="336" w:lineRule="auto" w:after="180"/>
+        <w:shd w:fill="F5F1FB"/>
+      </w:pPr>
+      <w:r>
+        <w:rPr>
+          <w:b w:val="0"/>
+        </w:rPr>
         <w:t>Does equal overall accuracy prove fair treatment?</w:t>
       </w:r>
     </w:p>
@@ -170,8 +305,38 @@
       </w:r>
     </w:p>
     <w:p>
-      <w:r>
-        <w:t>By the end, I can explain proxy features and fairness using a traced example and a stated limitation.</w:t>
+      <w:pPr>
+        <w:spacing w:line="336" w:lineRule="auto" w:after="180"/>
+      </w:pPr>
+      <w:r>
+        <w:rPr>
+          <w:b w:val="0"/>
+        </w:rPr>
+        <w:t xml:space="preserve">By the end, I can explain </w:t>
+      </w:r>
+      <w:r>
+        <w:rPr>
+          <w:b/>
+        </w:rPr>
+        <w:t>proxy feature</w:t>
+      </w:r>
+      <w:r>
+        <w:rPr>
+          <w:b w:val="0"/>
+        </w:rPr>
+        <w:t xml:space="preserve">s and </w:t>
+      </w:r>
+      <w:r>
+        <w:rPr>
+          <w:b/>
+        </w:rPr>
+        <w:t>fairness</w:t>
+      </w:r>
+      <w:r>
+        <w:rPr>
+          <w:b w:val="0"/>
+        </w:rPr>
+        <w:t xml:space="preserve"> using a traced example and a stated limitation.</w:t>
       </w:r>
     </w:p>
     <w:p>
@@ -184,6 +349,17 @@
     </w:p>
     <w:p>
       <w:r>
+        <w:t>Investigate the supplied Proxy Features and Fairness case. Separate observations, given facts and assumptions before choosing an explanation.</w:t>
+      </w:r>
+    </w:p>
+    <w:p>
+      <w:pPr>
+        <w:spacing w:line="336" w:lineRule="auto" w:after="180"/>
+      </w:pPr>
+      <w:r>
+        <w:rPr>
+          <w:b/>
+        </w:rPr>
         <w:t>PICTURE ENTRY</w:t>
       </w:r>
     </w:p>
@@ -196,8 +372,26 @@
       </w:r>
     </w:p>
     <w:p>
-      <w:r>
-        <w:t>Begin with visible evidence; do not explain more than the picture and information support.</w:t>
+      <w:pPr>
+        <w:spacing w:line="336" w:lineRule="auto" w:after="180"/>
+      </w:pPr>
+      <w:r>
+        <w:rPr>
+          <w:b w:val="0"/>
+        </w:rPr>
+        <w:t xml:space="preserve">Begin with visible </w:t>
+      </w:r>
+      <w:r>
+        <w:rPr>
+          <w:b/>
+        </w:rPr>
+        <w:t>evidence</w:t>
+      </w:r>
+      <w:r>
+        <w:rPr>
+          <w:b w:val="0"/>
+        </w:rPr>
+        <w:t>; do not explain more than the picture and information support.</w:t>
       </w:r>
     </w:p>
     <w:p>
@@ -237,33 +431,162 @@
       </w:r>
     </w:p>
     <w:p>
-      <w:r>
-        <w:t>MYSTERY  The team must use proxy features and fairness to solve a model-building problem. What information do they have? What important evidence is still missing?</w:t>
-      </w:r>
-    </w:p>
-    <w:p>
-      <w:r>
+      <w:pPr>
+        <w:pStyle w:val="Heading3"/>
+      </w:pPr>
+      <w:r>
+        <w:t>Start with this puzzle</w:t>
+      </w:r>
+    </w:p>
+    <w:p>
+      <w:pPr>
+        <w:spacing w:line="336" w:lineRule="auto" w:after="180"/>
+        <w:shd w:fill="F1F6FC"/>
+      </w:pPr>
+      <w:r>
+        <w:rPr>
+          <w:b w:val="0"/>
+        </w:rPr>
+        <w:t xml:space="preserve">MYSTERY  The team must use </w:t>
+      </w:r>
+      <w:r>
+        <w:rPr>
+          <w:b/>
+        </w:rPr>
+        <w:t>proxy feature</w:t>
+      </w:r>
+      <w:r>
+        <w:rPr>
+          <w:b w:val="0"/>
+        </w:rPr>
+        <w:t xml:space="preserve">s and </w:t>
+      </w:r>
+      <w:r>
+        <w:rPr>
+          <w:b/>
+        </w:rPr>
+        <w:t>fairness</w:t>
+      </w:r>
+      <w:r>
+        <w:rPr>
+          <w:b w:val="0"/>
+        </w:rPr>
+        <w:t xml:space="preserve"> to solve a model-building problem. What information do they have? What important </w:t>
+      </w:r>
+      <w:r>
+        <w:rPr>
+          <w:b/>
+        </w:rPr>
+        <w:t>evidence</w:t>
+      </w:r>
+      <w:r>
+        <w:rPr>
+          <w:b w:val="0"/>
+        </w:rPr>
+        <w:t xml:space="preserve"> is still missing?</w:t>
+      </w:r>
+    </w:p>
+    <w:p>
+      <w:pPr>
+        <w:spacing w:line="336" w:lineRule="auto" w:after="180"/>
+      </w:pPr>
+      <w:r>
+        <w:rPr>
+          <w:b w:val="0"/>
+        </w:rPr>
         <w:t>Name three visible details without interpreting them.</w:t>
       </w:r>
     </w:p>
     <w:p>
-      <w:r>
+      <w:pPr>
+        <w:spacing w:line="336" w:lineRule="auto" w:after="180"/>
+      </w:pPr>
+      <w:r>
+        <w:rPr>
+          <w:b w:val="0"/>
+        </w:rPr>
         <w:t>Predict the data, model, or evaluation decision being made.</w:t>
       </w:r>
     </w:p>
     <w:p>
-      <w:r>
+      <w:pPr>
+        <w:spacing w:line="336" w:lineRule="auto" w:after="180"/>
+      </w:pPr>
+      <w:r>
+        <w:rPr>
+          <w:b w:val="0"/>
+        </w:rPr>
         <w:t>Identify one hidden assumption that could change the result.</w:t>
       </w:r>
     </w:p>
     <w:p>
-      <w:r>
-        <w:t>State what evidence would confirm or reject your prediction.</w:t>
-      </w:r>
-    </w:p>
-    <w:p>
-      <w:r>
-        <w:t>My prediction and supporting evidence:</w:t>
+      <w:pPr>
+        <w:spacing w:line="336" w:lineRule="auto" w:after="180"/>
+      </w:pPr>
+      <w:r>
+        <w:rPr>
+          <w:b w:val="0"/>
+        </w:rPr>
+        <w:t xml:space="preserve">State what </w:t>
+      </w:r>
+      <w:r>
+        <w:rPr>
+          <w:b/>
+        </w:rPr>
+        <w:t>evidence</w:t>
+      </w:r>
+      <w:r>
+        <w:rPr>
+          <w:b w:val="0"/>
+        </w:rPr>
+        <w:t xml:space="preserve"> would confirm or reject your </w:t>
+      </w:r>
+      <w:r>
+        <w:rPr>
+          <w:b/>
+        </w:rPr>
+        <w:t>prediction</w:t>
+      </w:r>
+      <w:r>
+        <w:rPr>
+          <w:b w:val="0"/>
+        </w:rPr>
+        <w:t>.</w:t>
+      </w:r>
+    </w:p>
+    <w:p>
+      <w:pPr>
+        <w:spacing w:line="336" w:lineRule="auto" w:after="180"/>
+      </w:pPr>
+      <w:r>
+        <w:rPr>
+          <w:b w:val="0"/>
+        </w:rPr>
+        <w:t xml:space="preserve">My </w:t>
+      </w:r>
+      <w:r>
+        <w:rPr>
+          <w:b/>
+        </w:rPr>
+        <w:t>prediction</w:t>
+      </w:r>
+      <w:r>
+        <w:rPr>
+          <w:b w:val="0"/>
+        </w:rPr>
+        <w:t xml:space="preserve"> and supporting </w:t>
+      </w:r>
+      <w:r>
+        <w:rPr>
+          <w:b/>
+        </w:rPr>
+        <w:t>evidence</w:t>
+      </w:r>
+      <w:r>
+        <w:rPr>
+          <w:b w:val="0"/>
+        </w:rPr>
+        <w:t>:</w:t>
       </w:r>
     </w:p>
     <w:p>
@@ -275,13 +598,95 @@
       </w:r>
     </w:p>
     <w:p>
-      <w:r>
-        <w:t>An input can carry information about a characteristic without naming it. In a fictional school-device dataset, device code may be associated with building or access to newer equipment. Removing a building field does not remove all related information. Do not infer a real student identity or protected characteristic in this exercise.</w:t>
-      </w:r>
-    </w:p>
-    <w:p>
-      <w:r>
-        <w:t>Use fictional classroom data throughout this investigation. Keep the task, units, reference labels and data split visible as you reason. Earlier weeks supplied the model-building process; this week examines proxy features and fairness.</w:t>
+      <w:pPr>
+        <w:spacing w:line="336" w:lineRule="auto" w:after="180"/>
+      </w:pPr>
+      <w:r>
+        <w:rPr>
+          <w:b w:val="0"/>
+        </w:rPr>
+        <w:t xml:space="preserve">An </w:t>
+      </w:r>
+      <w:r>
+        <w:rPr>
+          <w:b/>
+        </w:rPr>
+        <w:t>input</w:t>
+      </w:r>
+      <w:r>
+        <w:rPr>
+          <w:b w:val="0"/>
+        </w:rPr>
+        <w:t xml:space="preserve"> can carry information about a characteristic without naming it. In a fictional school-device dataset, device code may be associated with building or access to newer equipment.</w:t>
+      </w:r>
+    </w:p>
+    <w:p>
+      <w:pPr>
+        <w:spacing w:line="336" w:lineRule="auto" w:after="180"/>
+      </w:pPr>
+      <w:r>
+        <w:rPr>
+          <w:b w:val="0"/>
+        </w:rPr>
+        <w:t>Removing a building field does not remove all related information. Do not infer a real student identity or protected characteristic in this exercise.</w:t>
+      </w:r>
+    </w:p>
+    <w:p>
+      <w:pPr>
+        <w:spacing w:line="336" w:lineRule="auto" w:after="180"/>
+      </w:pPr>
+      <w:r>
+        <w:rPr>
+          <w:b w:val="0"/>
+        </w:rPr>
+        <w:t>Use fictional classroom data throughout this investigation. Keep the task, units, reference labels and data split visible as you reason.</w:t>
+      </w:r>
+    </w:p>
+    <w:p>
+      <w:pPr>
+        <w:spacing w:line="336" w:lineRule="auto" w:after="180"/>
+      </w:pPr>
+      <w:r>
+        <w:rPr>
+          <w:b w:val="0"/>
+        </w:rPr>
+        <w:t xml:space="preserve">Earlier weeks supplied the model-building </w:t>
+      </w:r>
+      <w:r>
+        <w:rPr>
+          <w:b/>
+        </w:rPr>
+        <w:t>process</w:t>
+      </w:r>
+      <w:r>
+        <w:rPr>
+          <w:b w:val="0"/>
+        </w:rPr>
+        <w:t xml:space="preserve">; this week examines </w:t>
+      </w:r>
+      <w:r>
+        <w:rPr>
+          <w:b/>
+        </w:rPr>
+        <w:t>proxy feature</w:t>
+      </w:r>
+      <w:r>
+        <w:rPr>
+          <w:b w:val="0"/>
+        </w:rPr>
+        <w:t xml:space="preserve">s and </w:t>
+      </w:r>
+      <w:r>
+        <w:rPr>
+          <w:b/>
+        </w:rPr>
+        <w:t>fairness</w:t>
+      </w:r>
+      <w:r>
+        <w:rPr>
+          <w:b w:val="0"/>
+        </w:rPr>
+        <w:t>.</w:t>
       </w:r>
     </w:p>
     <w:p>
@@ -294,7 +699,24 @@
     </w:p>
     <w:p>
       <w:r>
-        <w:t>ML MECHANISM</w:t>
+        <w:t>Follow the mechanism for Proxy Features and Fairness. Connect each labelled input, deciding step and result.</w:t>
+      </w:r>
+    </w:p>
+    <w:p>
+      <w:pPr>
+        <w:spacing w:line="336" w:lineRule="auto" w:after="180"/>
+      </w:pPr>
+      <w:r>
+        <w:rPr>
+          <w:b/>
+        </w:rPr>
+        <w:t xml:space="preserve">ML </w:t>
+      </w:r>
+      <w:r>
+        <w:rPr>
+          <w:b/>
+        </w:rPr>
+        <w:t>MECHANISM</w:t>
       </w:r>
     </w:p>
     <w:p>
@@ -306,7 +728,13 @@
       </w:r>
     </w:p>
     <w:p>
-      <w:r>
+      <w:pPr>
+        <w:spacing w:line="336" w:lineRule="auto" w:after="180"/>
+      </w:pPr>
+      <w:r>
+        <w:rPr>
+          <w:b w:val="0"/>
+        </w:rPr>
         <w:t>Trace the information, fitted behavior, and evaluation proof separately.</w:t>
       </w:r>
     </w:p>
@@ -419,28 +847,88 @@
       </w:r>
     </w:p>
     <w:p>
-      <w:r>
+      <w:pPr>
+        <w:pStyle w:val="Heading3"/>
+      </w:pPr>
+      <w:r>
+        <w:t>Question to explain</w:t>
+      </w:r>
+    </w:p>
+    <w:p>
+      <w:pPr>
+        <w:spacing w:line="336" w:lineRule="auto" w:after="180"/>
+        <w:shd w:fill="F5F1FB"/>
+      </w:pPr>
+      <w:r>
+        <w:rPr>
+          <w:b w:val="0"/>
+        </w:rPr>
         <w:t>QUESTION  Trace suspicious proxies and compare model behavior after a controlled removal.</w:t>
       </w:r>
     </w:p>
     <w:p>
-      <w:r>
+      <w:pPr>
+        <w:spacing w:line="336" w:lineRule="auto" w:after="180"/>
+      </w:pPr>
+      <w:r>
+        <w:rPr>
+          <w:b w:val="0"/>
+        </w:rPr>
         <w:t>MODEL IDEA  A feature may indirectly encode sensitive identity or context, creating unjustified differences even when the original field is absent.</w:t>
       </w:r>
     </w:p>
     <w:p>
-      <w:r>
+      <w:pPr>
+        <w:spacing w:line="336" w:lineRule="auto" w:after="180"/>
+      </w:pPr>
+      <w:r>
+        <w:rPr>
+          <w:b w:val="0"/>
+        </w:rPr>
         <w:t>PROOF NEEDED  Use an unseen case, visible calculation, error analysis, and a stated limitation.</w:t>
       </w:r>
     </w:p>
     <w:p>
-      <w:r>
+      <w:pPr>
+        <w:pStyle w:val="Heading3"/>
+      </w:pPr>
+      <w:r>
+        <w:t>How the mechanism works</w:t>
+      </w:r>
+    </w:p>
+    <w:p>
+      <w:pPr>
+        <w:spacing w:line="336" w:lineRule="auto" w:after="180"/>
+        <w:shd w:fill="F1F6F8"/>
+      </w:pPr>
+      <w:r>
+        <w:rPr>
+          <w:b w:val="0"/>
+        </w:rPr>
         <w:t>UNDER THE HOOD  Photo background predicts classroom location and is correlated with camera quality. Model uses background as a shortcut for health labels.</w:t>
       </w:r>
     </w:p>
     <w:p>
-      <w:r>
-        <w:t>Draw a fresh data → model → prediction → evaluation trace:</w:t>
+      <w:pPr>
+        <w:spacing w:line="336" w:lineRule="auto" w:after="180"/>
+      </w:pPr>
+      <w:r>
+        <w:rPr>
+          <w:b w:val="0"/>
+        </w:rPr>
+        <w:t xml:space="preserve">Draw a fresh data → model → </w:t>
+      </w:r>
+      <w:r>
+        <w:rPr>
+          <w:b/>
+        </w:rPr>
+        <w:t>prediction</w:t>
+      </w:r>
+      <w:r>
+        <w:rPr>
+          <w:b w:val="0"/>
+        </w:rPr>
+        <w:t xml:space="preserve"> → evaluation trace:</w:t>
       </w:r>
     </w:p>
     <w:p>
@@ -452,13 +940,59 @@
       </w:r>
     </w:p>
     <w:p>
-      <w:r>
-        <w:t>Fictional records show device code X on 8 of 10 north-building examples and 2 of 10 south-building examples. Device and building are associated in this sample. This does not prove device causes model errors or that every X device comes from north. The remaining cases contradict such a universal rule.</w:t>
-      </w:r>
-    </w:p>
-    <w:p>
-      <w:r>
-        <w:t>Before continuing, underline the decision rule and circle the evidence that supports the conclusion. Explain the example to a partner without replacing the counts or conditions with a stronger claim. Keep the distinction between an observed result and a proposed next step.</w:t>
+      <w:pPr>
+        <w:spacing w:line="336" w:lineRule="auto" w:after="180"/>
+      </w:pPr>
+      <w:r>
+        <w:rPr>
+          <w:b w:val="0"/>
+        </w:rPr>
+        <w:t>Fictional records show device code X on 8 of 10 north-building examples and 2 of 10 south-building examples. Device and building are associated in this sample.</w:t>
+      </w:r>
+    </w:p>
+    <w:p>
+      <w:pPr>
+        <w:spacing w:line="336" w:lineRule="auto" w:after="180"/>
+      </w:pPr>
+      <w:r>
+        <w:rPr>
+          <w:b w:val="0"/>
+        </w:rPr>
+        <w:t>This does not prove device causes model errors or that every X device comes from north. The remaining cases contradict such a universal rule.</w:t>
+      </w:r>
+    </w:p>
+    <w:p>
+      <w:pPr>
+        <w:spacing w:line="336" w:lineRule="auto" w:after="180"/>
+      </w:pPr>
+      <w:r>
+        <w:rPr>
+          <w:b w:val="0"/>
+        </w:rPr>
+        <w:t xml:space="preserve">Before continuing, underline the decision rule and circle the </w:t>
+      </w:r>
+      <w:r>
+        <w:rPr>
+          <w:b/>
+        </w:rPr>
+        <w:t>evidence</w:t>
+      </w:r>
+      <w:r>
+        <w:rPr>
+          <w:b w:val="0"/>
+        </w:rPr>
+        <w:t xml:space="preserve"> that supports the conclusion. Explain the example to a partner without replacing the counts or conditions with a stronger claim.</w:t>
+      </w:r>
+    </w:p>
+    <w:p>
+      <w:pPr>
+        <w:spacing w:line="336" w:lineRule="auto" w:after="180"/>
+      </w:pPr>
+      <w:r>
+        <w:rPr>
+          <w:b w:val="0"/>
+        </w:rPr>
+        <w:t>Keep the distinction between an observed result and a proposed next step.</w:t>
       </w:r>
     </w:p>
     <w:p>
@@ -470,8 +1004,26 @@
       </w:r>
     </w:p>
     <w:p>
-      <w:r>
-        <w:t>Point to the input, the deciding step and the result in this week’s visual. Explain the same step in ordinary words. A picture helps when you can say what each part represents.</w:t>
+      <w:pPr>
+        <w:spacing w:line="336" w:lineRule="auto" w:after="180"/>
+      </w:pPr>
+      <w:r>
+        <w:rPr>
+          <w:b w:val="0"/>
+        </w:rPr>
+        <w:t xml:space="preserve">Point to the </w:t>
+      </w:r>
+      <w:r>
+        <w:rPr>
+          <w:b/>
+        </w:rPr>
+        <w:t>input</w:t>
+      </w:r>
+      <w:r>
+        <w:rPr>
+          <w:b w:val="0"/>
+        </w:rPr>
+        <w:t>, the deciding step and the result in this week’s visual. Explain the same step in ordinary words. A picture helps when you can say what each part represents.</w:t>
       </w:r>
     </w:p>
     <w:p>
@@ -484,6 +1036,17 @@
     </w:p>
     <w:p>
       <w:r>
+        <w:t>Compare the supplied cases for Proxy Features and Fairness. Identify the detail that changes the conclusion.</w:t>
+      </w:r>
+    </w:p>
+    <w:p>
+      <w:pPr>
+        <w:spacing w:line="336" w:lineRule="auto" w:after="180"/>
+      </w:pPr>
+      <w:r>
+        <w:rPr>
+          <w:b/>
+        </w:rPr>
         <w:t>EVALUATION DESIGN</w:t>
       </w:r>
     </w:p>
@@ -496,7 +1059,13 @@
       </w:r>
     </w:p>
     <w:p>
-      <w:r>
+      <w:pPr>
+        <w:spacing w:line="336" w:lineRule="auto" w:after="180"/>
+      </w:pPr>
+      <w:r>
+        <w:rPr>
+          <w:b w:val="0"/>
+        </w:rPr>
         <w:t>A system is not understood until it survives more than one comfortable example.</w:t>
       </w:r>
     </w:p>
@@ -645,32 +1214,91 @@
       </w:r>
     </w:p>
     <w:p>
-      <w:r>
+      <w:pPr>
+        <w:spacing w:line="336" w:lineRule="auto" w:after="180"/>
+      </w:pPr>
+      <w:r>
+        <w:rPr>
+          <w:b w:val="0"/>
+        </w:rPr>
         <w:t>NORMAL  Expected data and expected behavior.</w:t>
       </w:r>
     </w:p>
     <w:p>
-      <w:r>
-        <w:t>BOUNDARY  Value close to a threshold, ambiguous label, or uncertain prediction.</w:t>
-      </w:r>
-    </w:p>
-    <w:p>
-      <w:r>
+      <w:pPr>
+        <w:pStyle w:val="Heading3"/>
+      </w:pPr>
+      <w:r>
+        <w:t>Keep this boundary clear</w:t>
+      </w:r>
+    </w:p>
+    <w:p>
+      <w:pPr>
+        <w:spacing w:line="336" w:lineRule="auto" w:after="180"/>
+        <w:shd w:fill="FFF5E6"/>
+      </w:pPr>
+      <w:r>
+        <w:rPr>
+          <w:b w:val="0"/>
+        </w:rPr>
+        <w:t xml:space="preserve">BOUNDARY  Value close to a threshold, ambiguous label, or uncertain </w:t>
+      </w:r>
+      <w:r>
+        <w:rPr>
+          <w:b/>
+        </w:rPr>
+        <w:t>prediction</w:t>
+      </w:r>
+      <w:r>
+        <w:rPr>
+          <w:b w:val="0"/>
+        </w:rPr>
+        <w:t>.</w:t>
+      </w:r>
+    </w:p>
+    <w:p>
+      <w:pPr>
+        <w:spacing w:line="336" w:lineRule="auto" w:after="180"/>
+      </w:pPr>
+      <w:r>
+        <w:rPr>
+          <w:b w:val="0"/>
+        </w:rPr>
         <w:t>MISSING  Necessary field, label, source, or measurement is unavailable.</w:t>
       </w:r>
     </w:p>
     <w:p>
-      <w:r>
+      <w:pPr>
+        <w:spacing w:line="336" w:lineRule="auto" w:after="180"/>
+      </w:pPr>
+      <w:r>
+        <w:rPr>
+          <w:b w:val="0"/>
+        </w:rPr>
         <w:t>SHIFTED  New lighting, species, device, subgroup, or time condition.</w:t>
       </w:r>
     </w:p>
     <w:p>
-      <w:r>
+      <w:pPr>
+        <w:spacing w:line="336" w:lineRule="auto" w:after="180"/>
+        <w:shd w:fill="FFF5E6"/>
+      </w:pPr>
+      <w:r>
+        <w:rPr>
+          <w:b w:val="0"/>
+        </w:rPr>
         <w:t>RELEASE RULE  Passing one case never proves generalization. Predefine expected behavior for all four categories.</w:t>
       </w:r>
     </w:p>
     <w:p>
-      <w:r>
+      <w:pPr>
+        <w:spacing w:line="336" w:lineRule="auto" w:after="180"/>
+        <w:shd w:fill="F5F1FB"/>
+      </w:pPr>
+      <w:r>
+        <w:rPr>
+          <w:b w:val="0"/>
+        </w:rPr>
         <w:t>Which case most threatens today's claim, and why?</w:t>
       </w:r>
     </w:p>
@@ -683,17 +1311,68 @@
       </w:r>
     </w:p>
     <w:p>
-      <w:r>
+      <w:pPr>
+        <w:pStyle w:val="Heading3"/>
+      </w:pPr>
+      <w:r>
+        <w:t>Change one thing</w:t>
+      </w:r>
+    </w:p>
+    <w:p>
+      <w:pPr>
+        <w:spacing w:line="336" w:lineRule="auto" w:after="180"/>
+        <w:shd w:fill="F5F1FB"/>
+      </w:pPr>
+      <w:r>
+        <w:rPr>
+          <w:b w:val="0"/>
+        </w:rPr>
         <w:t>Change: Camera codes are assigned independently of setting in a new balanced dataset.</w:t>
       </w:r>
     </w:p>
     <w:p>
-      <w:r>
-        <w:t>Prediction: camera_code no longer perfectly identifies setting in that dataset.</w:t>
-      </w:r>
-    </w:p>
-    <w:p>
-      <w:r>
+      <w:pPr>
+        <w:pStyle w:val="Heading3"/>
+      </w:pPr>
+      <w:r>
+        <w:t>Predicted result</w:t>
+      </w:r>
+    </w:p>
+    <w:p>
+      <w:pPr>
+        <w:spacing w:line="336" w:lineRule="auto" w:after="180"/>
+        <w:shd w:fill="F1F6FC"/>
+      </w:pPr>
+      <w:r>
+        <w:rPr>
+          <w:b/>
+        </w:rPr>
+        <w:t>Prediction</w:t>
+      </w:r>
+      <w:r>
+        <w:rPr>
+          <w:b w:val="0"/>
+        </w:rPr>
+        <w:t>: camera_code no longer perfectly identifies setting in that dataset.</w:t>
+      </w:r>
+    </w:p>
+    <w:p>
+      <w:pPr>
+        <w:pStyle w:val="Heading3"/>
+      </w:pPr>
+      <w:r>
+        <w:t>Why the result follows</w:t>
+      </w:r>
+    </w:p>
+    <w:p>
+      <w:pPr>
+        <w:spacing w:line="336" w:lineRule="auto" w:after="180"/>
+        <w:shd w:fill="F1F6FC"/>
+      </w:pPr>
+      <w:r>
+        <w:rPr>
+          <w:b w:val="0"/>
+        </w:rPr>
         <w:t>Reason: The observed mapping changed; other retained fields may still contain setting information.</w:t>
       </w:r>
     </w:p>
@@ -707,6 +1386,17 @@
     </w:p>
     <w:p>
       <w:r>
+        <w:t>Use the vocabulary of Proxy Features and Fairness to explain a concrete decision, rather than only memorising definitions.</w:t>
+      </w:r>
+    </w:p>
+    <w:p>
+      <w:pPr>
+        <w:spacing w:line="336" w:lineRule="auto" w:after="180"/>
+      </w:pPr>
+      <w:r>
+        <w:rPr>
+          <w:b/>
+        </w:rPr>
         <w:t>VOCABULARY</w:t>
       </w:r>
     </w:p>
@@ -719,7 +1409,13 @@
       </w:r>
     </w:p>
     <w:p>
-      <w:r>
+      <w:pPr>
+        <w:spacing w:line="336" w:lineRule="auto" w:after="180"/>
+      </w:pPr>
+      <w:r>
+        <w:rPr>
+          <w:b w:val="0"/>
+        </w:rPr>
         <w:t>A definition matters when it lets you interpret a new dataset, model, or result.</w:t>
       </w:r>
     </w:p>
@@ -1035,12 +1731,25 @@
       </w:tr>
     </w:tbl>
     <w:p>
-      <w:r>
+      <w:pPr>
+        <w:spacing w:line="336" w:lineRule="auto" w:after="180"/>
+        <w:shd w:fill="FFF5E6"/>
+      </w:pPr>
+      <w:r>
+        <w:rPr>
+          <w:b w:val="0"/>
+        </w:rPr>
         <w:t>MISCONCEPTION TO REPAIR  Removing a sensitive column guarantees the model cannot use related information.</w:t>
       </w:r>
     </w:p>
     <w:p>
-      <w:r>
+      <w:pPr>
+        <w:spacing w:line="336" w:lineRule="auto" w:after="180"/>
+      </w:pPr>
+      <w:r>
+        <w:rPr>
+          <w:b w:val="0"/>
+        </w:rPr>
         <w:t>Repair the claim using a definition, calculation, or test record:</w:t>
       </w:r>
     </w:p>
@@ -1186,7 +1895,24 @@
     </w:p>
     <w:p>
       <w:r>
-        <w:t>WORKED EVIDENCE</w:t>
+        <w:t>Follow the worked trace for Proxy Features and Fairness, predict a step, then compare with its explanation.</w:t>
+      </w:r>
+    </w:p>
+    <w:p>
+      <w:pPr>
+        <w:spacing w:line="336" w:lineRule="auto" w:after="180"/>
+      </w:pPr>
+      <w:r>
+        <w:rPr>
+          <w:b/>
+        </w:rPr>
+        <w:t xml:space="preserve">WORKED </w:t>
+      </w:r>
+      <w:r>
+        <w:rPr>
+          <w:b/>
+        </w:rPr>
+        <w:t>EVIDENCE</w:t>
       </w:r>
     </w:p>
     <w:p>
@@ -1198,8 +1924,26 @@
       </w:r>
     </w:p>
     <w:p>
-      <w:r>
-        <w:t>Predict first. Then check each step. A correct answer without visible evidence cannot be audited.</w:t>
+      <w:pPr>
+        <w:spacing w:line="336" w:lineRule="auto" w:after="180"/>
+      </w:pPr>
+      <w:r>
+        <w:rPr>
+          <w:b w:val="0"/>
+        </w:rPr>
+        <w:t xml:space="preserve">Predict first. Then check each step. A correct answer without visible </w:t>
+      </w:r>
+      <w:r>
+        <w:rPr>
+          <w:b/>
+        </w:rPr>
+        <w:t>evidence</w:t>
+      </w:r>
+      <w:r>
+        <w:rPr>
+          <w:b w:val="0"/>
+        </w:rPr>
+        <w:t xml:space="preserve"> cannot be audited.</w:t>
       </w:r>
     </w:p>
     <w:p>
@@ -1239,33 +1983,130 @@
       </w:r>
     </w:p>
     <w:p>
-      <w:r>
+      <w:pPr>
+        <w:pStyle w:val="Heading3"/>
+      </w:pPr>
+      <w:r>
+        <w:t>Step 1</w:t>
+      </w:r>
+    </w:p>
+    <w:p>
+      <w:pPr>
+        <w:spacing w:line="336" w:lineRule="auto" w:after="180"/>
+        <w:shd w:fill="F4F9FC"/>
+      </w:pPr>
+      <w:r>
+        <w:rPr>
+          <w:b w:val="0"/>
+        </w:rPr>
         <w:t>STEP 1  Photo background predicts classroom location and is correlated with camera quality.</w:t>
       </w:r>
     </w:p>
     <w:p>
-      <w:r>
+      <w:pPr>
+        <w:pStyle w:val="Heading3"/>
+      </w:pPr>
+      <w:r>
+        <w:t>Step 2</w:t>
+      </w:r>
+    </w:p>
+    <w:p>
+      <w:pPr>
+        <w:spacing w:line="336" w:lineRule="auto" w:after="180"/>
+        <w:shd w:fill="F4F9FC"/>
+      </w:pPr>
+      <w:r>
+        <w:rPr>
+          <w:b w:val="0"/>
+        </w:rPr>
         <w:t>STEP 2  Model uses background as a shortcut for health labels.</w:t>
       </w:r>
     </w:p>
     <w:p>
-      <w:r>
-        <w:t>STEP 3  Create paired crops with the same leaf and different backgrounds; predictions change.</w:t>
-      </w:r>
-    </w:p>
-    <w:p>
-      <w:r>
+      <w:pPr>
+        <w:pStyle w:val="Heading3"/>
+      </w:pPr>
+      <w:r>
+        <w:t>Step 3</w:t>
+      </w:r>
+    </w:p>
+    <w:p>
+      <w:pPr>
+        <w:spacing w:line="336" w:lineRule="auto" w:after="180"/>
+        <w:shd w:fill="F4F9FC"/>
+      </w:pPr>
+      <w:r>
+        <w:rPr>
+          <w:b w:val="0"/>
+        </w:rPr>
+        <w:t xml:space="preserve">STEP 3  Create paired crops with the same leaf and different backgrounds; </w:t>
+      </w:r>
+      <w:r>
+        <w:rPr>
+          <w:b/>
+        </w:rPr>
+        <w:t>prediction</w:t>
+      </w:r>
+      <w:r>
+        <w:rPr>
+          <w:b w:val="0"/>
+        </w:rPr>
+        <w:t>s change.</w:t>
+      </w:r>
+    </w:p>
+    <w:p>
+      <w:pPr>
+        <w:pStyle w:val="Heading3"/>
+      </w:pPr>
+      <w:r>
+        <w:t>Step 4</w:t>
+      </w:r>
+    </w:p>
+    <w:p>
+      <w:pPr>
+        <w:spacing w:line="336" w:lineRule="auto" w:after="180"/>
+        <w:shd w:fill="F4F9FC"/>
+      </w:pPr>
+      <w:r>
+        <w:rPr>
+          <w:b w:val="0"/>
+        </w:rPr>
         <w:t>STEP 4  Crop backgrounds or improve data, retrain, and compare performance and subgroup gaps.</w:t>
       </w:r>
     </w:p>
     <w:p>
-      <w:r>
+      <w:pPr>
+        <w:spacing w:line="336" w:lineRule="auto" w:after="180"/>
+        <w:shd w:fill="EDF7F3"/>
+      </w:pPr>
+      <w:r>
+        <w:rPr>
+          <w:b w:val="0"/>
+        </w:rPr>
         <w:t>CHECK  Verify the denominator, unit, split, class definition, and data version before interpreting a score.</w:t>
       </w:r>
     </w:p>
     <w:p>
-      <w:r>
-        <w:t>Recalculate, retrace, or restate the evidence independently:</w:t>
+      <w:pPr>
+        <w:spacing w:line="336" w:lineRule="auto" w:after="180"/>
+      </w:pPr>
+      <w:r>
+        <w:rPr>
+          <w:b w:val="0"/>
+        </w:rPr>
+        <w:t xml:space="preserve">Recalculate, retrace, or restate the </w:t>
+      </w:r>
+      <w:r>
+        <w:rPr>
+          <w:b/>
+        </w:rPr>
+        <w:t>evidence</w:t>
+      </w:r>
+      <w:r>
+        <w:rPr>
+          <w:b w:val="0"/>
+        </w:rPr>
+        <w:t xml:space="preserve"> independently:</w:t>
       </w:r>
     </w:p>
     <w:p>
@@ -1469,7 +2310,13 @@
       </w:r>
     </w:p>
     <w:p>
-      <w:r>
+      <w:pPr>
+        <w:spacing w:line="336" w:lineRule="auto" w:after="180"/>
+      </w:pPr>
+      <w:r>
+        <w:rPr>
+          <w:b w:val="0"/>
+        </w:rPr>
         <w:t>Cover the result before checking it. Say what is given, choose the procedure, and follow one step at a time. Then uncover the result and explain your first mismatch. Ask why a step is allowed, not only what number it produces.</w:t>
       </w:r>
     </w:p>
@@ -1482,7 +2329,13 @@
       </w:r>
     </w:p>
     <w:p>
-      <w:r>
+      <w:pPr>
+        <w:spacing w:line="336" w:lineRule="auto" w:after="180"/>
+      </w:pPr>
+      <w:r>
+        <w:rPr>
+          <w:b w:val="0"/>
+        </w:rPr>
         <w:t>Removing an obvious setting field may leave another field that carries the same information.</w:t>
       </w:r>
     </w:p>
@@ -1495,13 +2348,55 @@
       </w:r>
     </w:p>
     <w:p>
-      <w:r>
+      <w:pPr>
+        <w:pStyle w:val="Heading3"/>
+      </w:pPr>
+      <w:r>
+        <w:t>Supplied facts</w:t>
+      </w:r>
+    </w:p>
+    <w:p>
+      <w:pPr>
+        <w:spacing w:line="336" w:lineRule="auto" w:after="180"/>
+        <w:shd w:fill="F1F6FC"/>
+      </w:pPr>
+      <w:r>
+        <w:rPr>
+          <w:b w:val="0"/>
+        </w:rPr>
         <w:t>Toy table has location=greenhouse/desk and camera_code=G/D. Every G record is greenhouse; every D record is desk. The team drops location.</w:t>
       </w:r>
     </w:p>
     <w:p>
-      <w:r>
-        <w:t>All inputs and outcomes in this worked example are invented classroom data; no real model run is claimed.</w:t>
+      <w:pPr>
+        <w:pStyle w:val="Heading3"/>
+      </w:pPr>
+      <w:r>
+        <w:t>Supplied facts</w:t>
+      </w:r>
+    </w:p>
+    <w:p>
+      <w:pPr>
+        <w:spacing w:line="336" w:lineRule="auto" w:after="180"/>
+        <w:shd w:fill="F1F6FC"/>
+      </w:pPr>
+      <w:r>
+        <w:rPr>
+          <w:b w:val="0"/>
+        </w:rPr>
+        <w:t xml:space="preserve">All </w:t>
+      </w:r>
+      <w:r>
+        <w:rPr>
+          <w:b/>
+        </w:rPr>
+        <w:t>input</w:t>
+      </w:r>
+      <w:r>
+        <w:rPr>
+          <w:b w:val="0"/>
+        </w:rPr>
+        <w:t>s and outcomes in this worked example are invented classroom data; no real model run is claimed.</w:t>
       </w:r>
     </w:p>
     <w:p>
@@ -1664,30 +2559,150 @@
       </w:r>
     </w:p>
     <w:p>
-      <w:r>
-        <w:t>Read the picture in order. Compare controlled predictions and held-out setting slices; dropping one column does not establish setting independence. The arrows show which recorded input or intermediate result each decision uses. Explain the deciding step aloud before checking the changed case; pointing to the final answer alone does not show how it follows.</w:t>
-      </w:r>
-    </w:p>
-    <w:p>
       <w:pPr>
         <w:pStyle w:val="Heading3"/>
       </w:pPr>
       <w:r>
+        <w:t>Why the result follows</w:t>
+      </w:r>
+    </w:p>
+    <w:p>
+      <w:pPr>
+        <w:spacing w:line="336" w:lineRule="auto" w:after="180"/>
+        <w:shd w:fill="F1F6FC"/>
+      </w:pPr>
+      <w:r>
+        <w:rPr>
+          <w:b w:val="0"/>
+        </w:rPr>
+        <w:t xml:space="preserve">Read the picture in order. Compare controlled </w:t>
+      </w:r>
+      <w:r>
+        <w:rPr>
+          <w:b/>
+        </w:rPr>
+        <w:t>prediction</w:t>
+      </w:r>
+      <w:r>
+        <w:rPr>
+          <w:b w:val="0"/>
+        </w:rPr>
+        <w:t>s and held-out setting slices; dropping one column does not establish setting independence.</w:t>
+      </w:r>
+    </w:p>
+    <w:p>
+      <w:pPr>
+        <w:spacing w:line="336" w:lineRule="auto" w:after="180"/>
+        <w:shd w:fill="F1F6FC"/>
+      </w:pPr>
+      <w:r>
+        <w:rPr>
+          <w:b w:val="0"/>
+        </w:rPr>
+        <w:t xml:space="preserve">The arrows show which recorded </w:t>
+      </w:r>
+      <w:r>
+        <w:rPr>
+          <w:b/>
+        </w:rPr>
+        <w:t>input</w:t>
+      </w:r>
+      <w:r>
+        <w:rPr>
+          <w:b w:val="0"/>
+        </w:rPr>
+        <w:t xml:space="preserve"> or intermediate result each decision uses. Explain the deciding step aloud before checking the changed case; pointing to the final answer alone does not show how it follows.</w:t>
+      </w:r>
+    </w:p>
+    <w:p>
+      <w:pPr>
+        <w:pStyle w:val="Heading3"/>
+      </w:pPr>
+      <w:r>
         <w:t>What this example does not establish</w:t>
       </w:r>
     </w:p>
     <w:p>
-      <w:r>
+      <w:pPr>
+        <w:pStyle w:val="Heading3"/>
+      </w:pPr>
+      <w:r>
+        <w:t>Keep the stated limit</w:t>
+      </w:r>
+    </w:p>
+    <w:p>
+      <w:pPr>
+        <w:spacing w:line="336" w:lineRule="auto" w:after="180"/>
+        <w:shd w:fill="FFF5E6"/>
+      </w:pPr>
+      <w:r>
+        <w:rPr>
+          <w:b w:val="0"/>
+        </w:rPr>
         <w:t>A correlated field is not necessarily harmful in every use; assess task relevance, consequences and actual model behaviour.</w:t>
       </w:r>
     </w:p>
     <w:p>
-      <w:r>
-        <w:t>Read the labelled picture: What evidence contradicts the original “all setting information removed” claim? Point to the relevant step in the picture, then write the changed result and the rule or evidence that supports it.</w:t>
-      </w:r>
-    </w:p>
-    <w:p>
-      <w:r>
+      <w:pPr>
+        <w:pStyle w:val="Heading3"/>
+      </w:pPr>
+      <w:r>
+        <w:t>Keep the stated limit</w:t>
+      </w:r>
+    </w:p>
+    <w:p>
+      <w:pPr>
+        <w:spacing w:line="336" w:lineRule="auto" w:after="180"/>
+        <w:shd w:fill="FFF5E6"/>
+      </w:pPr>
+      <w:r>
+        <w:rPr>
+          <w:b w:val="0"/>
+        </w:rPr>
+        <w:t xml:space="preserve">Read the labelled picture: What </w:t>
+      </w:r>
+      <w:r>
+        <w:rPr>
+          <w:b/>
+        </w:rPr>
+        <w:t>evidence</w:t>
+      </w:r>
+      <w:r>
+        <w:rPr>
+          <w:b w:val="0"/>
+        </w:rPr>
+        <w:t xml:space="preserve"> contradicts the original “all setting information removed” claim? Point to the relevant step in the picture, then write the changed result and the rule or </w:t>
+      </w:r>
+      <w:r>
+        <w:rPr>
+          <w:b/>
+        </w:rPr>
+        <w:t>evidence</w:t>
+      </w:r>
+      <w:r>
+        <w:rPr>
+          <w:b w:val="0"/>
+        </w:rPr>
+        <w:t xml:space="preserve"> that supports it.</w:t>
+      </w:r>
+    </w:p>
+    <w:p>
+      <w:pPr>
+        <w:pStyle w:val="Heading3"/>
+      </w:pPr>
+      <w:r>
+        <w:t>Keep the stated limit</w:t>
+      </w:r>
+    </w:p>
+    <w:p>
+      <w:pPr>
+        <w:spacing w:line="336" w:lineRule="auto" w:after="180"/>
+        <w:shd w:fill="FFF5E6"/>
+      </w:pPr>
+      <w:r>
+        <w:rPr>
+          <w:b w:val="0"/>
+        </w:rPr>
         <w:t>Change one thing: Camera codes are assigned independently of setting in a new balanced dataset. Predict the result before checking the explanation. What remains the same?</w:t>
       </w:r>
     </w:p>
@@ -1701,6 +2716,26 @@
     </w:p>
     <w:p>
       <w:r>
+        <w:t>Find the unsupported step in the Proxy Features and Fairness claim and explain a repair using the supplied evidence.</w:t>
+      </w:r>
+    </w:p>
+    <w:p>
+      <w:pPr>
+        <w:pStyle w:val="Heading3"/>
+      </w:pPr>
+      <w:r>
+        <w:t>Find the first error</w:t>
+      </w:r>
+    </w:p>
+    <w:p>
+      <w:pPr>
+        <w:spacing w:line="336" w:lineRule="auto" w:after="180"/>
+        <w:shd w:fill="FFF5E6"/>
+      </w:pPr>
+      <w:r>
+        <w:rPr>
+          <w:b w:val="0"/>
+        </w:rPr>
         <w:t>ERROR DETECTIVE</w:t>
       </w:r>
     </w:p>
@@ -1713,7 +2748,13 @@
       </w:r>
     </w:p>
     <w:p>
-      <w:r>
+      <w:pPr>
+        <w:spacing w:line="336" w:lineRule="auto" w:after="180"/>
+      </w:pPr>
+      <w:r>
+        <w:rPr>
+          <w:b w:val="0"/>
+        </w:rPr>
         <w:t>Do not patch the answer. Find the earliest unsupported assumption, data problem, or experiment error.</w:t>
       </w:r>
     </w:p>
@@ -1964,12 +3005,25 @@
       </w:tr>
     </w:tbl>
     <w:p>
-      <w:r>
+      <w:pPr>
+        <w:spacing w:line="336" w:lineRule="auto" w:after="180"/>
+        <w:shd w:fill="FFF5E6"/>
+      </w:pPr>
+      <w:r>
+        <w:rPr>
+          <w:b w:val="0"/>
+        </w:rPr>
         <w:t>CLAIM TO CHALLENGE  Removing a sensitive column guarantees the model cannot use related information.</w:t>
       </w:r>
     </w:p>
     <w:p>
-      <w:r>
+      <w:pPr>
+        <w:spacing w:line="336" w:lineRule="auto" w:after="180"/>
+      </w:pPr>
+      <w:r>
+        <w:rPr>
+          <w:b w:val="0"/>
+        </w:rPr>
         <w:t>Diagnose one cause and name the cleanest next experiment:</w:t>
       </w:r>
     </w:p>
@@ -1982,8 +3036,37 @@
       </w:r>
     </w:p>
     <w:p>
-      <w:r>
-        <w:t>Do not advertise fairness through unawareness merely because names or a sensitive field were removed. A classroom audit should state unresolved questions, intended non-use and a human review path. Never collect sensitive student information simply to fill this exercise.</w:t>
+      <w:pPr>
+        <w:spacing w:line="336" w:lineRule="auto" w:after="180"/>
+      </w:pPr>
+      <w:r>
+        <w:rPr>
+          <w:b w:val="0"/>
+        </w:rPr>
+        <w:t xml:space="preserve">Do not advertise </w:t>
+      </w:r>
+      <w:r>
+        <w:rPr>
+          <w:b/>
+        </w:rPr>
+        <w:t>fairness</w:t>
+      </w:r>
+      <w:r>
+        <w:rPr>
+          <w:b w:val="0"/>
+        </w:rPr>
+        <w:t xml:space="preserve"> through unawareness merely because names or a sensitive field were removed. A classroom audit should state unresolved questions, intended non-use and a human review path.</w:t>
+      </w:r>
+    </w:p>
+    <w:p>
+      <w:pPr>
+        <w:spacing w:line="336" w:lineRule="auto" w:after="180"/>
+      </w:pPr>
+      <w:r>
+        <w:rPr>
+          <w:b w:val="0"/>
+        </w:rPr>
+        <w:t>Never collect sensitive student information simply to fill this exercise.</w:t>
       </w:r>
     </w:p>
     <w:p>
@@ -2024,6 +3107,17 @@
     </w:p>
     <w:p>
       <w:r>
+        <w:t>Practise Proxy Features and Fairness with support, then explain the deciding step in your own words.</w:t>
+      </w:r>
+    </w:p>
+    <w:p>
+      <w:pPr>
+        <w:spacing w:line="336" w:lineRule="auto" w:after="180"/>
+      </w:pPr>
+      <w:r>
+        <w:rPr>
+          <w:b/>
+        </w:rPr>
         <w:t>ML STUDIO</w:t>
       </w:r>
     </w:p>
@@ -2036,7 +3130,13 @@
       </w:r>
     </w:p>
     <w:p>
-      <w:r>
+      <w:pPr>
+        <w:spacing w:line="336" w:lineRule="auto" w:after="180"/>
+      </w:pPr>
+      <w:r>
+        <w:rPr>
+          <w:b w:val="0"/>
+        </w:rPr>
         <w:t>A trustworthy result can be reproduced from the recorded data, code, settings, and evaluation rule.</w:t>
       </w:r>
     </w:p>
@@ -2085,37 +3185,106 @@
       </w:r>
     </w:p>
     <w:p>
-      <w:r>
+      <w:pPr>
+        <w:pStyle w:val="Heading3"/>
+      </w:pPr>
+      <w:r>
+        <w:t>Question to explain</w:t>
+      </w:r>
+    </w:p>
+    <w:p>
+      <w:pPr>
+        <w:spacing w:line="336" w:lineRule="auto" w:after="180"/>
+        <w:shd w:fill="F5F1FB"/>
+      </w:pPr>
+      <w:r>
+        <w:rPr>
+          <w:b w:val="0"/>
+        </w:rPr>
         <w:t>QUESTION + intended use + success threshold</w:t>
       </w:r>
     </w:p>
     <w:p>
-      <w:r>
+      <w:pPr>
+        <w:spacing w:line="336" w:lineRule="auto" w:after="180"/>
+      </w:pPr>
+      <w:r>
+        <w:rPr>
+          <w:b w:val="0"/>
+        </w:rPr>
         <w:t>DATA version + grouped split + leakage check</w:t>
       </w:r>
     </w:p>
     <w:p>
-      <w:r>
-        <w:t>CODE/preprocessing + features + model + settings + seed</w:t>
-      </w:r>
-    </w:p>
-    <w:p>
-      <w:r>
+      <w:pPr>
+        <w:spacing w:line="336" w:lineRule="auto" w:after="180"/>
+      </w:pPr>
+      <w:r>
+        <w:rPr>
+          <w:b w:val="0"/>
+        </w:rPr>
+        <w:t>CODE/pre</w:t>
+      </w:r>
+      <w:r>
+        <w:rPr>
+          <w:b/>
+        </w:rPr>
+        <w:t>process</w:t>
+      </w:r>
+      <w:r>
+        <w:rPr>
+          <w:b w:val="0"/>
+        </w:rPr>
+        <w:t>ing + features + model + settings + seed</w:t>
+      </w:r>
+    </w:p>
+    <w:p>
+      <w:pPr>
+        <w:spacing w:line="336" w:lineRule="auto" w:after="180"/>
+      </w:pPr>
+      <w:r>
+        <w:rPr>
+          <w:b w:val="0"/>
+        </w:rPr>
         <w:t>METRICS + positive class + units + denominators</w:t>
       </w:r>
     </w:p>
     <w:p>
-      <w:r>
-        <w:t>PREDICTIONS + errors + subgroup slices + limitations</w:t>
-      </w:r>
-    </w:p>
-    <w:p>
-      <w:r>
+      <w:pPr>
+        <w:spacing w:line="336" w:lineRule="auto" w:after="180"/>
+      </w:pPr>
+      <w:r>
+        <w:rPr>
+          <w:b/>
+        </w:rPr>
+        <w:t>PREDICTION</w:t>
+      </w:r>
+      <w:r>
+        <w:rPr>
+          <w:b w:val="0"/>
+        </w:rPr>
+        <w:t>S + errors + subgroup slices + limitations</w:t>
+      </w:r>
+    </w:p>
+    <w:p>
+      <w:pPr>
+        <w:spacing w:line="336" w:lineRule="auto" w:after="180"/>
+      </w:pPr>
+      <w:r>
+        <w:rPr>
+          <w:b w:val="0"/>
+        </w:rPr>
         <w:t>HUMAN reviewer + release, revise, limit, or stop decision</w:t>
       </w:r>
     </w:p>
     <w:p>
-      <w:r>
+      <w:pPr>
+        <w:spacing w:line="336" w:lineRule="auto" w:after="180"/>
+      </w:pPr>
+      <w:r>
+        <w:rPr>
+          <w:b w:val="0"/>
+        </w:rPr>
         <w:t>Write the minimum record needed to reproduce today's result:</w:t>
       </w:r>
     </w:p>
@@ -2128,8 +3297,49 @@
       </w:r>
     </w:p>
     <w:p>
-      <w:r>
-        <w:t>Compare versions with and without device code on the same validation cases, while checking subgroup errors and useful task performance. This ablation measures a change in that experiment; correlated inputs may still carry similar information. Retain group definitions and denominators, and avoid using the final test for repeated feature decisions.</w:t>
+      <w:pPr>
+        <w:spacing w:line="336" w:lineRule="auto" w:after="180"/>
+      </w:pPr>
+      <w:r>
+        <w:rPr>
+          <w:b w:val="0"/>
+        </w:rPr>
+        <w:t>Compare versions with and without device code on the same validation cases, while checking subgroup errors and useful task performance.</w:t>
+      </w:r>
+    </w:p>
+    <w:p>
+      <w:pPr>
+        <w:spacing w:line="336" w:lineRule="auto" w:after="180"/>
+      </w:pPr>
+      <w:r>
+        <w:rPr>
+          <w:b w:val="0"/>
+        </w:rPr>
+        <w:t xml:space="preserve">This </w:t>
+      </w:r>
+      <w:r>
+        <w:rPr>
+          <w:b/>
+        </w:rPr>
+        <w:t>ablation</w:t>
+      </w:r>
+      <w:r>
+        <w:rPr>
+          <w:b w:val="0"/>
+        </w:rPr>
+        <w:t xml:space="preserve"> measures a change in that experiment; correlated </w:t>
+      </w:r>
+      <w:r>
+        <w:rPr>
+          <w:b/>
+        </w:rPr>
+        <w:t>input</w:t>
+      </w:r>
+      <w:r>
+        <w:rPr>
+          <w:b w:val="0"/>
+        </w:rPr>
+        <w:t>s may still carry similar information. Retain group definitions and denominators, and avoid using the final test for repeated feature decisions.</w:t>
       </w:r>
     </w:p>
     <w:p>
@@ -2141,8 +3351,50 @@
       </w:r>
     </w:p>
     <w:p>
-      <w:r>
-        <w:t>Use workbook W2 for the connected example “Proxy features and fairness”. First fill the input and rule boxes. Try the middle steps before asking for a hint. After a hint, try the next step yourself.</w:t>
+      <w:pPr>
+        <w:spacing w:line="336" w:lineRule="auto" w:after="180"/>
+      </w:pPr>
+      <w:r>
+        <w:rPr>
+          <w:b w:val="0"/>
+        </w:rPr>
+        <w:t>Use workbook W2 for the connected example “</w:t>
+      </w:r>
+      <w:r>
+        <w:rPr>
+          <w:b/>
+        </w:rPr>
+        <w:t>Proxy feature</w:t>
+      </w:r>
+      <w:r>
+        <w:rPr>
+          <w:b w:val="0"/>
+        </w:rPr>
+        <w:t xml:space="preserve">s and </w:t>
+      </w:r>
+      <w:r>
+        <w:rPr>
+          <w:b/>
+        </w:rPr>
+        <w:t>fairness</w:t>
+      </w:r>
+      <w:r>
+        <w:rPr>
+          <w:b w:val="0"/>
+        </w:rPr>
+        <w:t xml:space="preserve">”. First fill the </w:t>
+      </w:r>
+      <w:r>
+        <w:rPr>
+          <w:b/>
+        </w:rPr>
+        <w:t>input</w:t>
+      </w:r>
+      <w:r>
+        <w:rPr>
+          <w:b w:val="0"/>
+        </w:rPr>
+        <w:t xml:space="preserve"> and rule boxes. Try the middle steps before asking for a hint. After a hint, try the next step yourself.</w:t>
       </w:r>
     </w:p>
     <w:tbl>
@@ -2225,7 +3477,13 @@
       </w:tr>
     </w:tbl>
     <w:p>
-      <w:r>
+      <w:pPr>
+        <w:spacing w:line="336" w:lineRule="auto" w:after="180"/>
+      </w:pPr>
+      <w:r>
+        <w:rPr>
+          <w:b w:val="0"/>
+        </w:rPr>
         <w:t>Explain your trace to a partner. Your partner points to one step to check. Swap roles on the next case. Each person writes their own explanation.</w:t>
       </w:r>
     </w:p>
@@ -2238,12 +3496,59 @@
       </w:r>
     </w:p>
     <w:p>
-      <w:r>
-        <w:t>Use the worked case for Proxy features and fairness. Proposed explanation: “A final answer is enough”. Decide whether this explanation is supported. Point to the step or supplied fact that decides; explain your repair if needed.</w:t>
-      </w:r>
-    </w:p>
-    <w:p>
-      <w:r>
+      <w:pPr>
+        <w:spacing w:line="336" w:lineRule="auto" w:after="180"/>
+      </w:pPr>
+      <w:r>
+        <w:rPr>
+          <w:b w:val="0"/>
+        </w:rPr>
+        <w:t xml:space="preserve">Use the worked case for </w:t>
+      </w:r>
+      <w:r>
+        <w:rPr>
+          <w:b/>
+        </w:rPr>
+        <w:t>Proxy feature</w:t>
+      </w:r>
+      <w:r>
+        <w:rPr>
+          <w:b w:val="0"/>
+        </w:rPr>
+        <w:t xml:space="preserve">s and </w:t>
+      </w:r>
+      <w:r>
+        <w:rPr>
+          <w:b/>
+        </w:rPr>
+        <w:t>fairness</w:t>
+      </w:r>
+      <w:r>
+        <w:rPr>
+          <w:b w:val="0"/>
+        </w:rPr>
+        <w:t>. Proposed explanation: “A final answer is enough”. Decide whether this explanation is supported.</w:t>
+      </w:r>
+    </w:p>
+    <w:p>
+      <w:pPr>
+        <w:spacing w:line="336" w:lineRule="auto" w:after="180"/>
+      </w:pPr>
+      <w:r>
+        <w:rPr>
+          <w:b w:val="0"/>
+        </w:rPr>
+        <w:t>Point to the step or supplied fact that decides; explain your repair if needed.</w:t>
+      </w:r>
+    </w:p>
+    <w:p>
+      <w:pPr>
+        <w:spacing w:line="336" w:lineRule="auto" w:after="180"/>
+      </w:pPr>
+      <w:r>
+        <w:rPr>
+          <w:b w:val="0"/>
+        </w:rPr>
         <w:t>Answer on your own before discussion. If you are unsure, say which step you need help with.</w:t>
       </w:r>
     </w:p>
@@ -2256,8 +3561,38 @@
       </w:r>
     </w:p>
     <w:p>
-      <w:r>
-        <w:t>What evidence contradicts the original “all setting information removed” claim? Point to the relevant step in the picture, then write the changed result and the rule or evidence that supports it.</w:t>
+      <w:pPr>
+        <w:spacing w:line="336" w:lineRule="auto" w:after="180"/>
+      </w:pPr>
+      <w:r>
+        <w:rPr>
+          <w:b w:val="0"/>
+        </w:rPr>
+        <w:t xml:space="preserve">What </w:t>
+      </w:r>
+      <w:r>
+        <w:rPr>
+          <w:b/>
+        </w:rPr>
+        <w:t>evidence</w:t>
+      </w:r>
+      <w:r>
+        <w:rPr>
+          <w:b w:val="0"/>
+        </w:rPr>
+        <w:t xml:space="preserve"> contradicts the original “all setting information removed” claim? Point to the relevant step in the picture, then write the changed result and the rule or </w:t>
+      </w:r>
+      <w:r>
+        <w:rPr>
+          <w:b/>
+        </w:rPr>
+        <w:t>evidence</w:t>
+      </w:r>
+      <w:r>
+        <w:rPr>
+          <w:b w:val="0"/>
+        </w:rPr>
+        <w:t xml:space="preserve"> that supports it.</w:t>
       </w:r>
     </w:p>
     <w:p>
@@ -2289,7 +3624,13 @@
       </w:r>
     </w:p>
     <w:p>
-      <w:r>
+      <w:pPr>
+        <w:spacing w:line="336" w:lineRule="auto" w:after="180"/>
+      </w:pPr>
+      <w:r>
+        <w:rPr>
+          <w:b w:val="0"/>
+        </w:rPr>
         <w:t>This is supported practice. Keep the separately named independent case for an attempt before feedback.</w:t>
       </w:r>
     </w:p>
@@ -2303,7 +3644,24 @@
     </w:p>
     <w:p>
       <w:r>
-        <w:t>EVIDENCE LAB</w:t>
+        <w:t>Investigate Proxy Features and Fairness. Record the prediction, actual observation or labelled paper trace, explanation and next test separately.</w:t>
+      </w:r>
+    </w:p>
+    <w:p>
+      <w:pPr>
+        <w:spacing w:line="336" w:lineRule="auto" w:after="180"/>
+      </w:pPr>
+      <w:r>
+        <w:rPr>
+          <w:b/>
+        </w:rPr>
+        <w:t>EVIDENCE</w:t>
+      </w:r>
+      <w:r>
+        <w:rPr>
+          <w:b/>
+        </w:rPr>
+        <w:t xml:space="preserve"> LAB</w:t>
       </w:r>
     </w:p>
     <w:p>
@@ -2315,7 +3673,13 @@
       </w:r>
     </w:p>
     <w:p>
-      <w:r>
+      <w:pPr>
+        <w:spacing w:line="336" w:lineRule="auto" w:after="180"/>
+      </w:pPr>
+      <w:r>
+        <w:rPr>
+          <w:b w:val="0"/>
+        </w:rPr>
         <w:t>Keep the test conditions fixed, record every result, and change only one planned factor.</w:t>
       </w:r>
     </w:p>
@@ -2356,27 +3720,86 @@
       </w:r>
     </w:p>
     <w:p>
-      <w:r>
-        <w:t>1.  Write the hypothesis and expected evidence before running.</w:t>
-      </w:r>
-    </w:p>
-    <w:p>
-      <w:r>
-        <w:t>2.  Proxy Detective: map feature origins, run paired tests, remove one suspicious feature, and check both utility and gaps.</w:t>
-      </w:r>
-    </w:p>
-    <w:p>
-      <w:r>
+      <w:pPr>
+        <w:spacing w:line="336" w:lineRule="auto" w:after="180"/>
+        <w:shd w:fill="F4F9FC"/>
+      </w:pPr>
+      <w:r>
+        <w:rPr>
+          <w:b w:val="0"/>
+        </w:rPr>
+        <w:t xml:space="preserve">1.  Write the hypothesis and expected </w:t>
+      </w:r>
+      <w:r>
+        <w:rPr>
+          <w:b/>
+        </w:rPr>
+        <w:t>evidence</w:t>
+      </w:r>
+      <w:r>
+        <w:rPr>
+          <w:b w:val="0"/>
+        </w:rPr>
+        <w:t xml:space="preserve"> before running.</w:t>
+      </w:r>
+    </w:p>
+    <w:p>
+      <w:pPr>
+        <w:spacing w:line="336" w:lineRule="auto" w:after="180"/>
+        <w:shd w:fill="F4F9FC"/>
+      </w:pPr>
+      <w:r>
+        <w:rPr>
+          <w:b w:val="0"/>
+        </w:rPr>
+        <w:t xml:space="preserve">2.  Proxy Detective: map feature origins, run </w:t>
+      </w:r>
+      <w:r>
+        <w:rPr>
+          <w:b/>
+        </w:rPr>
+        <w:t>paired test</w:t>
+      </w:r>
+      <w:r>
+        <w:rPr>
+          <w:b w:val="0"/>
+        </w:rPr>
+        <w:t>s, remove one suspicious feature, and check both utility and gaps.</w:t>
+      </w:r>
+    </w:p>
+    <w:p>
+      <w:pPr>
+        <w:spacing w:line="336" w:lineRule="auto" w:after="180"/>
+        <w:shd w:fill="F4F9FC"/>
+      </w:pPr>
+      <w:r>
+        <w:rPr>
+          <w:b w:val="0"/>
+        </w:rPr>
         <w:t>3.  Run one normal, one boundary, one missing, and one shifted case.</w:t>
       </w:r>
     </w:p>
     <w:p>
-      <w:r>
+      <w:pPr>
+        <w:spacing w:line="336" w:lineRule="auto" w:after="180"/>
+        <w:shd w:fill="F4F9FC"/>
+      </w:pPr>
+      <w:r>
+        <w:rPr>
+          <w:b w:val="0"/>
+        </w:rPr>
         <w:t>4.  Calculate the metric from raw counts or row-level errors.</w:t>
       </w:r>
     </w:p>
     <w:p>
-      <w:r>
+      <w:pPr>
+        <w:spacing w:line="336" w:lineRule="auto" w:after="180"/>
+        <w:shd w:fill="F4F9FC"/>
+      </w:pPr>
+      <w:r>
+        <w:rPr>
+          <w:b w:val="0"/>
+        </w:rPr>
         <w:t>5.  Interpret what changed, what did not, and what remains unsafe or unknown.</w:t>
       </w:r>
     </w:p>
@@ -2634,7 +4057,13 @@
       </w:r>
     </w:p>
     <w:p>
-      <w:r>
+      <w:pPr>
+        <w:spacing w:line="336" w:lineRule="auto" w:after="180"/>
+      </w:pPr>
+      <w:r>
+        <w:rPr>
+          <w:b w:val="0"/>
+        </w:rPr>
         <w:t>Before trying: what do I expect, and why? While trying: which step could first go wrong? Afterwards: what did I actually observe, and what should change? Keep “not run” if you only traced the procedure.</w:t>
       </w:r>
     </w:p>
@@ -2648,6 +4077,17 @@
     </w:p>
     <w:p>
       <w:r>
+        <w:t>Move from recall to tracing, diagnosis and transfer in Proxy Features and Fairness. Explain why each step is justified.</w:t>
+      </w:r>
+    </w:p>
+    <w:p>
+      <w:pPr>
+        <w:spacing w:line="336" w:lineRule="auto" w:after="180"/>
+      </w:pPr>
+      <w:r>
+        <w:rPr>
+          <w:b/>
+        </w:rPr>
         <w:t>MASTERY</w:t>
       </w:r>
     </w:p>
@@ -2660,8 +4100,26 @@
       </w:r>
     </w:p>
     <w:p>
-      <w:r>
-        <w:t>Move upward only when you can produce evidence without copying the example.</w:t>
+      <w:pPr>
+        <w:spacing w:line="336" w:lineRule="auto" w:after="180"/>
+      </w:pPr>
+      <w:r>
+        <w:rPr>
+          <w:b w:val="0"/>
+        </w:rPr>
+        <w:t xml:space="preserve">Move upward only when you can produce </w:t>
+      </w:r>
+      <w:r>
+        <w:rPr>
+          <w:b/>
+        </w:rPr>
+        <w:t>evidence</w:t>
+      </w:r>
+      <w:r>
+        <w:rPr>
+          <w:b w:val="0"/>
+        </w:rPr>
+        <w:t xml:space="preserve"> without copying the example.</w:t>
       </w:r>
     </w:p>
     <w:p>
@@ -2701,42 +4159,167 @@
       </w:r>
     </w:p>
     <w:p>
-      <w:r>
-        <w:t>DEFINE  Use all four terms precisely: proxy feature, fairness, paired test, mitigation.</w:t>
-      </w:r>
-    </w:p>
-    <w:p>
-      <w:r>
-        <w:t>CALCULATE  Reproduce the worked evidence with units and denominator.</w:t>
-      </w:r>
-    </w:p>
-    <w:p>
-      <w:r>
+      <w:pPr>
+        <w:spacing w:line="336" w:lineRule="auto" w:after="180"/>
+      </w:pPr>
+      <w:r>
+        <w:rPr>
+          <w:b w:val="0"/>
+        </w:rPr>
+        <w:t xml:space="preserve">DEFINE  Use all four terms precisely: </w:t>
+      </w:r>
+      <w:r>
+        <w:rPr>
+          <w:b/>
+        </w:rPr>
+        <w:t>proxy feature</w:t>
+      </w:r>
+      <w:r>
+        <w:rPr>
+          <w:b w:val="0"/>
+        </w:rPr>
+        <w:t xml:space="preserve">, </w:t>
+      </w:r>
+      <w:r>
+        <w:rPr>
+          <w:b/>
+        </w:rPr>
+        <w:t>fairness</w:t>
+      </w:r>
+      <w:r>
+        <w:rPr>
+          <w:b w:val="0"/>
+        </w:rPr>
+        <w:t xml:space="preserve">, </w:t>
+      </w:r>
+      <w:r>
+        <w:rPr>
+          <w:b/>
+        </w:rPr>
+        <w:t>paired test</w:t>
+      </w:r>
+      <w:r>
+        <w:rPr>
+          <w:b w:val="0"/>
+        </w:rPr>
+        <w:t xml:space="preserve">, </w:t>
+      </w:r>
+      <w:r>
+        <w:rPr>
+          <w:b/>
+        </w:rPr>
+        <w:t>mitigation</w:t>
+      </w:r>
+      <w:r>
+        <w:rPr>
+          <w:b w:val="0"/>
+        </w:rPr>
+        <w:t>.</w:t>
+      </w:r>
+    </w:p>
+    <w:p>
+      <w:pPr>
+        <w:spacing w:line="336" w:lineRule="auto" w:after="180"/>
+      </w:pPr>
+      <w:r>
+        <w:rPr>
+          <w:b w:val="0"/>
+        </w:rPr>
+        <w:t xml:space="preserve">CALCULATE  Reproduce the worked </w:t>
+      </w:r>
+      <w:r>
+        <w:rPr>
+          <w:b/>
+        </w:rPr>
+        <w:t>evidence</w:t>
+      </w:r>
+      <w:r>
+        <w:rPr>
+          <w:b w:val="0"/>
+        </w:rPr>
+        <w:t xml:space="preserve"> with units and denominator.</w:t>
+      </w:r>
+    </w:p>
+    <w:p>
+      <w:pPr>
+        <w:spacing w:line="336" w:lineRule="auto" w:after="180"/>
+        <w:shd w:fill="F4F9FC"/>
+      </w:pPr>
+      <w:r>
+        <w:rPr>
+          <w:b w:val="0"/>
+        </w:rPr>
         <w:t>TRACE  Explain the data, code or decision path.</w:t>
       </w:r>
     </w:p>
     <w:p>
-      <w:r>
+      <w:pPr>
+        <w:spacing w:line="336" w:lineRule="auto" w:after="180"/>
+        <w:shd w:fill="F4F9FC"/>
+      </w:pPr>
+      <w:r>
+        <w:rPr>
+          <w:b w:val="0"/>
+        </w:rPr>
         <w:t>DIAGNOSE  Removing a sensitive column guarantees the model cannot use related information.</w:t>
       </w:r>
     </w:p>
     <w:p>
-      <w:r>
+      <w:pPr>
+        <w:spacing w:line="336" w:lineRule="auto" w:after="180"/>
+        <w:shd w:fill="F4F9FC"/>
+      </w:pPr>
+      <w:r>
+        <w:rPr>
+          <w:b w:val="0"/>
+        </w:rPr>
         <w:t>TRANSFER  Solve a fresh dataset or model case.</w:t>
       </w:r>
     </w:p>
     <w:p>
-      <w:r>
-        <w:t>IMPROVE  Change one cause and rerun fixed evidence.</w:t>
-      </w:r>
-    </w:p>
-    <w:p>
-      <w:r>
+      <w:pPr>
+        <w:spacing w:line="336" w:lineRule="auto" w:after="180"/>
+      </w:pPr>
+      <w:r>
+        <w:rPr>
+          <w:b w:val="0"/>
+        </w:rPr>
+        <w:t xml:space="preserve">IMPROVE  Change one cause and rerun fixed </w:t>
+      </w:r>
+      <w:r>
+        <w:rPr>
+          <w:b/>
+        </w:rPr>
+        <w:t>evidence</w:t>
+      </w:r>
+      <w:r>
+        <w:rPr>
+          <w:b w:val="0"/>
+        </w:rPr>
+        <w:t>.</w:t>
+      </w:r>
+    </w:p>
+    <w:p>
+      <w:pPr>
+        <w:spacing w:line="336" w:lineRule="auto" w:after="180"/>
+        <w:shd w:fill="F4F9FC"/>
+      </w:pPr>
+      <w:r>
+        <w:rPr>
+          <w:b w:val="0"/>
+        </w:rPr>
         <w:t>DEFEND  State intended use, metric, limitation, and human responsibility.</w:t>
       </w:r>
     </w:p>
     <w:p>
-      <w:r>
+      <w:pPr>
+        <w:spacing w:line="336" w:lineRule="auto" w:after="180"/>
+        <w:shd w:fill="F1F6F8"/>
+      </w:pPr>
+      <w:r>
+        <w:rPr>
+          <w:b w:val="0"/>
+        </w:rPr>
         <w:t>MASTERY RULE  A coached calculation becomes mastery only after a different case is completed independently.</w:t>
       </w:r>
     </w:p>
@@ -2750,6 +4333,17 @@
     </w:p>
     <w:p>
       <w:r>
+        <w:t>Apply this week’s idea to Responsible Plant Classifier. Keep an annotated decision and the evidence supporting it.</w:t>
+      </w:r>
+    </w:p>
+    <w:p>
+      <w:pPr>
+        <w:spacing w:line="336" w:lineRule="auto" w:after="180"/>
+      </w:pPr>
+      <w:r>
+        <w:rPr>
+          <w:b/>
+        </w:rPr>
         <w:t>CUMULATIVE PROJECT</w:t>
       </w:r>
     </w:p>
@@ -2762,8 +4356,26 @@
       </w:r>
     </w:p>
     <w:p>
-      <w:r>
-        <w:t>Every week adds one reviewable artifact to the same evidence-based capstone.</w:t>
+      <w:pPr>
+        <w:spacing w:line="336" w:lineRule="auto" w:after="180"/>
+      </w:pPr>
+      <w:r>
+        <w:rPr>
+          <w:b w:val="0"/>
+        </w:rPr>
+        <w:t xml:space="preserve">Every week adds one reviewable artifact to the same </w:t>
+      </w:r>
+      <w:r>
+        <w:rPr>
+          <w:b/>
+        </w:rPr>
+        <w:t>evidence</w:t>
+      </w:r>
+      <w:r>
+        <w:rPr>
+          <w:b w:val="0"/>
+        </w:rPr>
+        <w:t>-based capstone.</w:t>
       </w:r>
     </w:p>
     <w:p>
@@ -2803,43 +4415,146 @@
       </w:r>
     </w:p>
     <w:p>
-      <w:r>
-        <w:t>THIS WEEK'S CHECKPOINT  Document Plant Classifier proxy risks, paired-test evidence, mitigation, and remaining fairness limitation.</w:t>
-      </w:r>
-    </w:p>
-    <w:p>
-      <w:r>
+      <w:pPr>
+        <w:spacing w:line="336" w:lineRule="auto" w:after="180"/>
+        <w:shd w:fill="EDF7F3"/>
+      </w:pPr>
+      <w:r>
+        <w:rPr>
+          <w:b w:val="0"/>
+        </w:rPr>
+        <w:t xml:space="preserve">THIS WEEK'S CHECKPOINT  Document Plant Classifier proxy risks, paired-test </w:t>
+      </w:r>
+      <w:r>
+        <w:rPr>
+          <w:b/>
+        </w:rPr>
+        <w:t>evidence</w:t>
+      </w:r>
+      <w:r>
+        <w:rPr>
+          <w:b w:val="0"/>
+        </w:rPr>
+        <w:t xml:space="preserve">, </w:t>
+      </w:r>
+      <w:r>
+        <w:rPr>
+          <w:b/>
+        </w:rPr>
+        <w:t>mitigation</w:t>
+      </w:r>
+      <w:r>
+        <w:rPr>
+          <w:b w:val="0"/>
+        </w:rPr>
+        <w:t xml:space="preserve">, and remaining </w:t>
+      </w:r>
+      <w:r>
+        <w:rPr>
+          <w:b/>
+        </w:rPr>
+        <w:t>fairness</w:t>
+      </w:r>
+      <w:r>
+        <w:rPr>
+          <w:b w:val="0"/>
+        </w:rPr>
+        <w:t xml:space="preserve"> limitation.</w:t>
+      </w:r>
+    </w:p>
+    <w:p>
+      <w:pPr>
+        <w:spacing w:line="336" w:lineRule="auto" w:after="180"/>
+        <w:shd w:fill="F5F1FB"/>
+      </w:pPr>
+      <w:r>
+        <w:rPr>
+          <w:b w:val="0"/>
+        </w:rPr>
         <w:t>Which requirement or risk does this artifact address?</w:t>
       </w:r>
     </w:p>
     <w:p>
-      <w:r>
+      <w:pPr>
+        <w:spacing w:line="336" w:lineRule="auto" w:after="180"/>
+        <w:shd w:fill="F5F1FB"/>
+      </w:pPr>
+      <w:r>
+        <w:rPr>
+          <w:b w:val="0"/>
+        </w:rPr>
         <w:t>Which dataset, split, code, and metric version does it use?</w:t>
       </w:r>
     </w:p>
     <w:p>
-      <w:r>
+      <w:pPr>
+        <w:spacing w:line="336" w:lineRule="auto" w:after="180"/>
+        <w:shd w:fill="F5F1FB"/>
+      </w:pPr>
+      <w:r>
+        <w:rPr>
+          <w:b w:val="0"/>
+        </w:rPr>
         <w:t>What normal and shifted cases were tested?</w:t>
       </w:r>
     </w:p>
     <w:p>
-      <w:r>
+      <w:pPr>
+        <w:spacing w:line="336" w:lineRule="auto" w:after="180"/>
+        <w:shd w:fill="F5F1FB"/>
+      </w:pPr>
+      <w:r>
+        <w:rPr>
+          <w:b w:val="0"/>
+        </w:rPr>
         <w:t>What remains uncertain or weak?</w:t>
       </w:r>
     </w:p>
     <w:p>
-      <w:r>
+      <w:pPr>
+        <w:spacing w:line="336" w:lineRule="auto" w:after="180"/>
+        <w:shd w:fill="F5F1FB"/>
+      </w:pPr>
+      <w:r>
+        <w:rPr>
+          <w:b w:val="0"/>
+        </w:rPr>
         <w:t>What decision still belongs to a teacher or qualified human?</w:t>
       </w:r>
     </w:p>
     <w:p>
-      <w:r>
+      <w:pPr>
+        <w:spacing w:line="336" w:lineRule="auto" w:after="180"/>
+        <w:shd w:fill="FFF5E6"/>
+      </w:pPr>
+      <w:r>
+        <w:rPr>
+          <w:b w:val="0"/>
+        </w:rPr>
         <w:t>RESPONSIBLE RELEASE  Never use this classroom prototype for medical, pesticide, agricultural, or other consequential decisions.</w:t>
       </w:r>
     </w:p>
     <w:p>
-      <w:r>
-        <w:t>My evidence-linked project decision:</w:t>
+      <w:pPr>
+        <w:spacing w:line="336" w:lineRule="auto" w:after="180"/>
+      </w:pPr>
+      <w:r>
+        <w:rPr>
+          <w:b w:val="0"/>
+        </w:rPr>
+        <w:t xml:space="preserve">My </w:t>
+      </w:r>
+      <w:r>
+        <w:rPr>
+          <w:b/>
+        </w:rPr>
+        <w:t>evidence</w:t>
+      </w:r>
+      <w:r>
+        <w:rPr>
+          <w:b w:val="0"/>
+        </w:rPr>
+        <w:t>-linked project decision:</w:t>
       </w:r>
     </w:p>
     <w:p>
@@ -2851,8 +4566,37 @@
       </w:r>
     </w:p>
     <w:p>
-      <w:r>
-        <w:t>For your Responsible Plant Classifier, save the input, procedure, observed result and limitation of this check. Label this worked example as practice; use a different, previously unreviewed case when checking independent understanding.</w:t>
+      <w:pPr>
+        <w:spacing w:line="336" w:lineRule="auto" w:after="180"/>
+      </w:pPr>
+      <w:r>
+        <w:rPr>
+          <w:b w:val="0"/>
+        </w:rPr>
+        <w:t xml:space="preserve">For your Responsible Plant Classifier, save the </w:t>
+      </w:r>
+      <w:r>
+        <w:rPr>
+          <w:b/>
+        </w:rPr>
+        <w:t>input</w:t>
+      </w:r>
+      <w:r>
+        <w:rPr>
+          <w:b w:val="0"/>
+        </w:rPr>
+        <w:t>, procedure, observed result and limitation of this check.</w:t>
+      </w:r>
+    </w:p>
+    <w:p>
+      <w:pPr>
+        <w:spacing w:line="336" w:lineRule="auto" w:after="180"/>
+      </w:pPr>
+      <w:r>
+        <w:rPr>
+          <w:b w:val="0"/>
+        </w:rPr>
+        <w:t>Label this worked example as practice; use a different, previously unreviewed case when checking independent understanding.</w:t>
       </w:r>
     </w:p>
     <w:p>
@@ -2865,6 +4609,17 @@
     </w:p>
     <w:p>
       <w:r>
+        <w:t>Use a genuinely new case for independent evidence. Previously discussed examples remain practice; use the separately named independent case before feedback.</w:t>
+      </w:r>
+    </w:p>
+    <w:p>
+      <w:pPr>
+        <w:spacing w:line="336" w:lineRule="auto" w:after="180"/>
+      </w:pPr>
+      <w:r>
+        <w:rPr>
+          <w:b/>
+        </w:rPr>
         <w:t>INDEPENDENT PROOF</w:t>
       </w:r>
     </w:p>
@@ -2877,7 +4632,13 @@
       </w:r>
     </w:p>
     <w:p>
-      <w:r>
+      <w:pPr>
+        <w:spacing w:line="336" w:lineRule="auto" w:after="180"/>
+      </w:pPr>
+      <w:r>
+        <w:rPr>
+          <w:b w:val="0"/>
+        </w:rPr>
         <w:t>Complete this with a fresh case after guided practice and compare it with the mastery criteria.</w:t>
       </w:r>
     </w:p>
@@ -2918,48 +4679,156 @@
       </w:r>
     </w:p>
     <w:p>
-      <w:r>
+      <w:pPr>
+        <w:pStyle w:val="Heading3"/>
+      </w:pPr>
+      <w:r>
+        <w:t>What success looks like</w:t>
+      </w:r>
+    </w:p>
+    <w:p>
+      <w:pPr>
+        <w:spacing w:line="336" w:lineRule="auto" w:after="180"/>
+        <w:shd w:fill="EDF7F3"/>
+      </w:pPr>
+      <w:r>
+        <w:rPr>
+          <w:b w:val="0"/>
+        </w:rPr>
         <w:t>REQUIRED PROOF  Trace suspicious proxies and compare model behavior after a controlled removal.</w:t>
       </w:r>
     </w:p>
     <w:p>
-      <w:r>
+      <w:pPr>
+        <w:spacing w:line="336" w:lineRule="auto" w:after="180"/>
+      </w:pPr>
+      <w:r>
+        <w:rPr>
+          <w:b w:val="0"/>
+        </w:rPr>
         <w:t>□ Define the task, feature/target roles, and intended-use boundary.</w:t>
       </w:r>
     </w:p>
     <w:p>
-      <w:r>
+      <w:pPr>
+        <w:spacing w:line="336" w:lineRule="auto" w:after="180"/>
+      </w:pPr>
+      <w:r>
+        <w:rPr>
+          <w:b w:val="0"/>
+        </w:rPr>
         <w:t>□ Show the calculation, code trace, or experiment record.</w:t>
       </w:r>
     </w:p>
     <w:p>
-      <w:r>
+      <w:pPr>
+        <w:spacing w:line="336" w:lineRule="auto" w:after="180"/>
+      </w:pPr>
+      <w:r>
+        <w:rPr>
+          <w:b w:val="0"/>
+        </w:rPr>
         <w:t>□ Test a normal case and one revealing boundary, missing, or shifted case.</w:t>
       </w:r>
     </w:p>
     <w:p>
-      <w:r>
+      <w:pPr>
+        <w:spacing w:line="336" w:lineRule="auto" w:after="180"/>
+      </w:pPr>
+      <w:r>
+        <w:rPr>
+          <w:b w:val="0"/>
+        </w:rPr>
         <w:t>□ Diagnose one failure without changing several factors at once.</w:t>
       </w:r>
     </w:p>
     <w:p>
-      <w:r>
-        <w:t>□ Name a limitation, fairness concern, and the human-review action.</w:t>
-      </w:r>
-    </w:p>
-    <w:p>
-      <w:r>
-        <w:t>Independent evidence and defense:</w:t>
-      </w:r>
-    </w:p>
-    <w:p>
-      <w:r>
+      <w:pPr>
+        <w:spacing w:line="336" w:lineRule="auto" w:after="180"/>
+      </w:pPr>
+      <w:r>
+        <w:rPr>
+          <w:b w:val="0"/>
+        </w:rPr>
+        <w:t xml:space="preserve">□ Name a limitation, </w:t>
+      </w:r>
+      <w:r>
+        <w:rPr>
+          <w:b/>
+        </w:rPr>
+        <w:t>fairness</w:t>
+      </w:r>
+      <w:r>
+        <w:rPr>
+          <w:b w:val="0"/>
+        </w:rPr>
+        <w:t xml:space="preserve"> concern, and the human-review action.</w:t>
+      </w:r>
+    </w:p>
+    <w:p>
+      <w:pPr>
+        <w:spacing w:line="336" w:lineRule="auto" w:after="180"/>
+      </w:pPr>
+      <w:r>
+        <w:rPr>
+          <w:b w:val="0"/>
+        </w:rPr>
+        <w:t xml:space="preserve">Independent </w:t>
+      </w:r>
+      <w:r>
+        <w:rPr>
+          <w:b/>
+        </w:rPr>
+        <w:t>evidence</w:t>
+      </w:r>
+      <w:r>
+        <w:rPr>
+          <w:b w:val="0"/>
+        </w:rPr>
+        <w:t xml:space="preserve"> and defense:</w:t>
+      </w:r>
+    </w:p>
+    <w:p>
+      <w:pPr>
+        <w:spacing w:line="336" w:lineRule="auto" w:after="180"/>
+      </w:pPr>
+      <w:r>
+        <w:rPr>
+          <w:b w:val="0"/>
+        </w:rPr>
         <w:t>My level:  □ Not yet  □ With one hint  □ Independently  □ I can teach and defend it</w:t>
       </w:r>
     </w:p>
     <w:p>
-      <w:r>
-        <w:t>NEXT BRIDGE  Carry the experiment evidence into: Model Cards and Human Review.</w:t>
+      <w:pPr>
+        <w:pStyle w:val="Heading3"/>
+      </w:pPr>
+      <w:r>
+        <w:t>Connect to the next lesson</w:t>
+      </w:r>
+    </w:p>
+    <w:p>
+      <w:pPr>
+        <w:spacing w:line="336" w:lineRule="auto" w:after="180"/>
+        <w:shd w:fill="F1F6F8"/>
+      </w:pPr>
+      <w:r>
+        <w:rPr>
+          <w:b w:val="0"/>
+        </w:rPr>
+        <w:t xml:space="preserve">NEXT BRIDGE  Carry the experiment </w:t>
+      </w:r>
+      <w:r>
+        <w:rPr>
+          <w:b/>
+        </w:rPr>
+        <w:t>evidence</w:t>
+      </w:r>
+      <w:r>
+        <w:rPr>
+          <w:b w:val="0"/>
+        </w:rPr>
+        <w:t xml:space="preserve"> into: Model Cards and Human Review.</w:t>
       </w:r>
     </w:p>
     <w:p>
@@ -2971,6 +4840,11 @@
       </w:r>
     </w:p>
     <w:p>
+      <w:r>
+        <w:t>Revisit the complete Proxy Features and Fairness case for supported practice. Repeated examples do not become fresh assessments.</w:t>
+      </w:r>
+    </w:p>
+    <w:p>
       <w:pPr>
         <w:pStyle w:val="Heading3"/>
       </w:pPr>
@@ -2979,7 +4853,13 @@
       </w:r>
     </w:p>
     <w:p>
-      <w:r>
+      <w:pPr>
+        <w:spacing w:line="336" w:lineRule="auto" w:after="180"/>
+      </w:pPr>
+      <w:r>
+        <w:rPr>
+          <w:b w:val="0"/>
+        </w:rPr>
         <w:t>Use the supplied details to practise the weekly concept before attempting the independent question. This case extends the illustrated lesson.</w:t>
       </w:r>
     </w:p>
@@ -2992,7 +4872,13 @@
       </w:r>
     </w:p>
     <w:p>
-      <w:r>
+      <w:pPr>
+        <w:spacing w:line="336" w:lineRule="auto" w:after="180"/>
+      </w:pPr>
+      <w:r>
+        <w:rPr>
+          <w:b w:val="0"/>
+        </w:rPr>
         <w:t>Background colour tracks collection location, associated with plant types.</w:t>
       </w:r>
     </w:p>
@@ -3005,7 +4891,13 @@
       </w:r>
     </w:p>
     <w:p>
-      <w:r>
+      <w:pPr>
+        <w:spacing w:line="336" w:lineRule="auto" w:after="180"/>
+      </w:pPr>
+      <w:r>
+        <w:rPr>
+          <w:b w:val="0"/>
+        </w:rPr>
         <w:t>Explain proxy risk and test.</w:t>
       </w:r>
     </w:p>
@@ -3018,8 +4910,26 @@
       </w:r>
     </w:p>
     <w:p>
-      <w:r>
-        <w:t>Background can be a location shortcut rather than leaf evidence. Test leaf types across backgrounds and locations and compare slices.</w:t>
+      <w:pPr>
+        <w:spacing w:line="336" w:lineRule="auto" w:after="180"/>
+      </w:pPr>
+      <w:r>
+        <w:rPr>
+          <w:b w:val="0"/>
+        </w:rPr>
+        <w:t xml:space="preserve">Background can be a location shortcut rather than leaf </w:t>
+      </w:r>
+      <w:r>
+        <w:rPr>
+          <w:b/>
+        </w:rPr>
+        <w:t>evidence</w:t>
+      </w:r>
+      <w:r>
+        <w:rPr>
+          <w:b w:val="0"/>
+        </w:rPr>
+        <w:t>. Test leaf types across backgrounds and locations and compare slices.</w:t>
       </w:r>
     </w:p>
     <w:p>
@@ -3031,7 +4941,14 @@
       </w:r>
     </w:p>
     <w:p>
-      <w:r>
+      <w:pPr>
+        <w:spacing w:line="336" w:lineRule="auto" w:after="180"/>
+        <w:shd w:fill="F5F1FB"/>
+      </w:pPr>
+      <w:r>
+        <w:rPr>
+          <w:b w:val="0"/>
+        </w:rPr>
         <w:t>Which detail supports the answer, and why does it matter?</w:t>
       </w:r>
     </w:p>
@@ -3209,18 +5126,48 @@
       </w:tr>
     </w:tbl>
     <w:p>
-      <w:r>
+      <w:pPr>
+        <w:spacing w:line="336" w:lineRule="auto" w:after="180"/>
+      </w:pPr>
+      <w:r>
+        <w:rPr>
+          <w:b w:val="0"/>
+        </w:rPr>
         <w:t>Background colour tracks collection location, associated with plant types.</w:t>
       </w:r>
     </w:p>
     <w:p>
-      <w:r>
+      <w:pPr>
+        <w:spacing w:line="336" w:lineRule="auto" w:after="180"/>
+      </w:pPr>
+      <w:r>
+        <w:rPr>
+          <w:b w:val="0"/>
+        </w:rPr>
         <w:t>Explain proxy risk and test.</w:t>
       </w:r>
     </w:p>
     <w:p>
-      <w:r>
-        <w:t>Background can be a location shortcut rather than leaf evidence. Test leaf types across backgrounds and locations and compare slices.</w:t>
+      <w:pPr>
+        <w:spacing w:line="336" w:lineRule="auto" w:after="180"/>
+      </w:pPr>
+      <w:r>
+        <w:rPr>
+          <w:b w:val="0"/>
+        </w:rPr>
+        <w:t xml:space="preserve">Background can be a location shortcut rather than leaf </w:t>
+      </w:r>
+      <w:r>
+        <w:rPr>
+          <w:b/>
+        </w:rPr>
+        <w:t>evidence</w:t>
+      </w:r>
+      <w:r>
+        <w:rPr>
+          <w:b w:val="0"/>
+        </w:rPr>
+        <w:t>. Test leaf types across backgrounds and locations and compare slices.</w:t>
       </w:r>
     </w:p>
     <w:p>
@@ -3232,6 +5179,11 @@
       </w:r>
     </w:p>
     <w:p>
+      <w:r>
+        <w:t>Attempt the reserved new case before feedback. Record support; the earlier examples below remain additional practice.</w:t>
+      </w:r>
+    </w:p>
+    <w:p>
       <w:pPr>
         <w:pStyle w:val="Heading3"/>
       </w:pPr>
@@ -3240,8 +5192,26 @@
       </w:r>
     </w:p>
     <w:p>
-      <w:r>
-        <w:t>A team removes postcode but retains school code and claims all location-related information is gone. Evaluate the claim and request evidence.</w:t>
+      <w:pPr>
+        <w:spacing w:line="336" w:lineRule="auto" w:after="180"/>
+      </w:pPr>
+      <w:r>
+        <w:rPr>
+          <w:b w:val="0"/>
+        </w:rPr>
+        <w:t xml:space="preserve">A team removes postcode but retains school code and claims all location-related information is gone. Evaluate the claim and request </w:t>
+      </w:r>
+      <w:r>
+        <w:rPr>
+          <w:b/>
+        </w:rPr>
+        <w:t>evidence</w:t>
+      </w:r>
+      <w:r>
+        <w:rPr>
+          <w:b w:val="0"/>
+        </w:rPr>
+        <w:t>.</w:t>
       </w:r>
     </w:p>
     <w:p>
@@ -3288,7 +5258,13 @@
       </w:r>
     </w:p>
     <w:p>
-      <w:r>
+      <w:pPr>
+        <w:spacing w:line="336" w:lineRule="auto" w:after="180"/>
+      </w:pPr>
+      <w:r>
+        <w:rPr>
+          <w:b w:val="0"/>
+        </w:rPr>
         <w:t>Attempt this case before feedback. Record any help. Earlier examples below are further practice; a case already practised with feedback cannot establish fresh transfer.</w:t>
       </w:r>
     </w:p>
@@ -3301,18 +5277,43 @@
       </w:r>
     </w:p>
     <w:p>
-      <w:r>
+      <w:pPr>
+        <w:spacing w:line="336" w:lineRule="auto" w:after="180"/>
+      </w:pPr>
+      <w:r>
+        <w:rPr>
+          <w:b w:val="0"/>
+        </w:rPr>
         <w:t>Close the worked explanation. Apply the idea to this different question without copying.</w:t>
       </w:r>
     </w:p>
     <w:p>
-      <w:r>
+      <w:pPr>
+        <w:spacing w:line="336" w:lineRule="auto" w:after="180"/>
+        <w:shd w:fill="F5F1FB"/>
+      </w:pPr>
+      <w:r>
+        <w:rPr>
+          <w:b w:val="0"/>
+        </w:rPr>
         <w:t>A plant classifier uses camera_model, and one species was photographed mostly on a single camera. What shortcut might it learn and how could you investigate?</w:t>
       </w:r>
     </w:p>
     <w:p>
-      <w:r>
-        <w:t>My answer, with a trace, calculation or supporting evidence</w:t>
+      <w:pPr>
+        <w:spacing w:line="336" w:lineRule="auto" w:after="180"/>
+      </w:pPr>
+      <w:r>
+        <w:rPr>
+          <w:b w:val="0"/>
+        </w:rPr>
+        <w:t xml:space="preserve">My answer, with a trace, calculation or supporting </w:t>
+      </w:r>
+      <w:r>
+        <w:rPr>
+          <w:b/>
+        </w:rPr>
+        <w:t>evidence</w:t>
       </w:r>
     </w:p>
     <w:p>
@@ -3357,13 +5358,37 @@
       </w:r>
     </w:p>
     <w:p>
-      <w:r>
+      <w:pPr>
+        <w:spacing w:line="336" w:lineRule="auto" w:after="180"/>
+      </w:pPr>
+      <w:r>
+        <w:rPr>
+          <w:b w:val="0"/>
+        </w:rPr>
         <w:t>Change one relevant detail. Predict the result before testing. Include a boundary or missing-information case when it helps reveal a limit.</w:t>
       </w:r>
     </w:p>
     <w:p>
-      <w:r>
-        <w:t>My changed input and expected result</w:t>
+      <w:pPr>
+        <w:spacing w:line="336" w:lineRule="auto" w:after="180"/>
+      </w:pPr>
+      <w:r>
+        <w:rPr>
+          <w:b w:val="0"/>
+        </w:rPr>
+        <w:t xml:space="preserve">My changed </w:t>
+      </w:r>
+      <w:r>
+        <w:rPr>
+          <w:b/>
+        </w:rPr>
+        <w:t>input</w:t>
+      </w:r>
+      <w:r>
+        <w:rPr>
+          <w:b w:val="0"/>
+        </w:rPr>
+        <w:t xml:space="preserve"> and expected result</w:t>
       </w:r>
     </w:p>
     <w:p>
@@ -3408,13 +5433,73 @@
       </w:r>
     </w:p>
     <w:p>
-      <w:r>
-        <w:t>Document Plant Classifier proxy risks, paired-test evidence, mitigation, and remaining fairness limitation.</w:t>
-      </w:r>
-    </w:p>
-    <w:p>
-      <w:r>
-        <w:t>The evidence I will keep</w:t>
+      <w:pPr>
+        <w:spacing w:line="336" w:lineRule="auto" w:after="180"/>
+      </w:pPr>
+      <w:r>
+        <w:rPr>
+          <w:b w:val="0"/>
+        </w:rPr>
+        <w:t xml:space="preserve">Document Plant Classifier proxy risks, paired-test </w:t>
+      </w:r>
+      <w:r>
+        <w:rPr>
+          <w:b/>
+        </w:rPr>
+        <w:t>evidence</w:t>
+      </w:r>
+      <w:r>
+        <w:rPr>
+          <w:b w:val="0"/>
+        </w:rPr>
+        <w:t xml:space="preserve">, </w:t>
+      </w:r>
+      <w:r>
+        <w:rPr>
+          <w:b/>
+        </w:rPr>
+        <w:t>mitigation</w:t>
+      </w:r>
+      <w:r>
+        <w:rPr>
+          <w:b w:val="0"/>
+        </w:rPr>
+        <w:t xml:space="preserve">, and remaining </w:t>
+      </w:r>
+      <w:r>
+        <w:rPr>
+          <w:b/>
+        </w:rPr>
+        <w:t>fairness</w:t>
+      </w:r>
+      <w:r>
+        <w:rPr>
+          <w:b w:val="0"/>
+        </w:rPr>
+        <w:t xml:space="preserve"> limitation.</w:t>
+      </w:r>
+    </w:p>
+    <w:p>
+      <w:pPr>
+        <w:spacing w:line="336" w:lineRule="auto" w:after="180"/>
+      </w:pPr>
+      <w:r>
+        <w:rPr>
+          <w:b w:val="0"/>
+        </w:rPr>
+        <w:t xml:space="preserve">The </w:t>
+      </w:r>
+      <w:r>
+        <w:rPr>
+          <w:b/>
+        </w:rPr>
+        <w:t>evidence</w:t>
+      </w:r>
+      <w:r>
+        <w:rPr>
+          <w:b w:val="0"/>
+        </w:rPr>
+        <w:t xml:space="preserve"> I will keep</w:t>
       </w:r>
     </w:p>
     <w:p>
@@ -3451,8 +5536,26 @@
       </w:r>
     </w:p>
     <w:p>
-      <w:r>
-        <w:t>Your teacher has the independent answer and scoring criteria. Complete the matching workbook week to keep your practice evidence together.</w:t>
+      <w:pPr>
+        <w:spacing w:line="336" w:lineRule="auto" w:after="180"/>
+      </w:pPr>
+      <w:r>
+        <w:rPr>
+          <w:b w:val="0"/>
+        </w:rPr>
+        <w:t xml:space="preserve">Your teacher has the independent answer and scoring criteria. Complete the matching workbook week to keep your practice </w:t>
+      </w:r>
+      <w:r>
+        <w:rPr>
+          <w:b/>
+        </w:rPr>
+        <w:t>evidence</w:t>
+      </w:r>
+      <w:r>
+        <w:rPr>
+          <w:b w:val="0"/>
+        </w:rPr>
+        <w:t xml:space="preserve"> together.</w:t>
       </w:r>
     </w:p>
     <w:p>
@@ -3464,7 +5567,13 @@
       </w:r>
     </w:p>
     <w:p>
-      <w:r>
+      <w:pPr>
+        <w:spacing w:line="336" w:lineRule="auto" w:after="180"/>
+      </w:pPr>
+      <w:r>
+        <w:rPr>
+          <w:b w:val="0"/>
+        </w:rPr>
         <w:t>A leaf model performs well using location ID alone. Explain a possible proxy problem and design a diagnostic evaluation.</w:t>
       </w:r>
     </w:p>
@@ -3520,8 +5629,25 @@
       </w:r>
     </w:p>
     <w:p>
-      <w:r>
-        <w:t>Attempt the independent case before hints. Record whether you worked alone, used a hint or followed a model. After feedback, fix the first unsupported step and explain why it changed. A later check uses a changed case, not a copied answer.</w:t>
+      <w:pPr>
+        <w:spacing w:line="336" w:lineRule="auto" w:after="180"/>
+      </w:pPr>
+      <w:r>
+        <w:rPr>
+          <w:b w:val="0"/>
+        </w:rPr>
+        <w:t>Attempt the independent case before hints. Record whether you worked alone, used a hint or followed a model. After feedback, fix the first unsupported step and explain why it changed.</w:t>
+      </w:r>
+    </w:p>
+    <w:p>
+      <w:pPr>
+        <w:spacing w:line="336" w:lineRule="auto" w:after="180"/>
+      </w:pPr>
+      <w:r>
+        <w:rPr>
+          <w:b w:val="0"/>
+        </w:rPr>
+        <w:t>A later check uses a changed case, not a copied answer.</w:t>
       </w:r>
     </w:p>
     <w:p>
@@ -3534,6 +5660,17 @@
     </w:p>
     <w:p>
       <w:r>
+        <w:t>Use this map to navigate Proxy Features and Fairness, connect the goals to tasks and keep one evidence record for each attempt.</w:t>
+      </w:r>
+    </w:p>
+    <w:p>
+      <w:pPr>
+        <w:spacing w:line="336" w:lineRule="auto" w:after="180"/>
+      </w:pPr>
+      <w:r>
+        <w:rPr>
+          <w:b w:val="0"/>
+        </w:rPr>
         <w:t>Start with this question: Removing an obvious setting field may leave another field that carries the same information.</w:t>
       </w:r>
     </w:p>
@@ -3640,13 +5777,61 @@
       </w:tr>
     </w:tbl>
     <w:p>
-      <w:r>
-        <w:t>Remember → watch and explain → try with help → investigate → try independently → keep project evidence. Your teacher may spread this lesson across several classes.</w:t>
-      </w:r>
-    </w:p>
-    <w:p>
-      <w:r>
-        <w:t>Keep your first prediction. Compare it with what the evidence shows and explain any change.</w:t>
+      <w:pPr>
+        <w:spacing w:line="336" w:lineRule="auto" w:after="180"/>
+      </w:pPr>
+      <w:r>
+        <w:rPr>
+          <w:b w:val="0"/>
+        </w:rPr>
+        <w:t xml:space="preserve">Remember → watch and explain → try with help → investigate → try independently → keep project </w:t>
+      </w:r>
+      <w:r>
+        <w:rPr>
+          <w:b/>
+        </w:rPr>
+        <w:t>evidence</w:t>
+      </w:r>
+      <w:r>
+        <w:rPr>
+          <w:b w:val="0"/>
+        </w:rPr>
+        <w:t>. Your teacher may spread this lesson across several classes.</w:t>
+      </w:r>
+    </w:p>
+    <w:p>
+      <w:pPr>
+        <w:spacing w:line="336" w:lineRule="auto" w:after="180"/>
+      </w:pPr>
+      <w:r>
+        <w:rPr>
+          <w:b w:val="0"/>
+        </w:rPr>
+        <w:t xml:space="preserve">Keep your first </w:t>
+      </w:r>
+      <w:r>
+        <w:rPr>
+          <w:b/>
+        </w:rPr>
+        <w:t>prediction</w:t>
+      </w:r>
+      <w:r>
+        <w:rPr>
+          <w:b w:val="0"/>
+        </w:rPr>
+        <w:t xml:space="preserve">. Compare it with what the </w:t>
+      </w:r>
+      <w:r>
+        <w:rPr>
+          <w:b/>
+        </w:rPr>
+        <w:t>evidence</w:t>
+      </w:r>
+      <w:r>
+        <w:rPr>
+          <w:b w:val="0"/>
+        </w:rPr>
+        <w:t xml:space="preserve"> shows and explain any change.</w:t>
       </w:r>
     </w:p>
     <w:p>
@@ -3659,7 +5844,30 @@
     </w:p>
     <w:p>
       <w:r>
-        <w:t>Close your notes. Explain this goal in your own words: Identify possible proxy features</w:t>
+        <w:t>Explain Proxy Features and Fairness without notes, identify a remaining question and plan a later check with a changed case.</w:t>
+      </w:r>
+    </w:p>
+    <w:p>
+      <w:pPr>
+        <w:spacing w:line="336" w:lineRule="auto" w:after="180"/>
+      </w:pPr>
+      <w:r>
+        <w:rPr>
+          <w:b w:val="0"/>
+        </w:rPr>
+        <w:t xml:space="preserve">Close your notes. Explain this goal in your own words: Identify possible </w:t>
+      </w:r>
+      <w:r>
+        <w:rPr>
+          <w:b/>
+        </w:rPr>
+        <w:t>proxy feature</w:t>
+      </w:r>
+      <w:r>
+        <w:rPr>
+          <w:b w:val="0"/>
+        </w:rPr>
+        <w:t>s</w:t>
       </w:r>
     </w:p>
     <w:p>
@@ -3696,13 +5904,61 @@
       </w:r>
     </w:p>
     <w:p>
-      <w:r>
-        <w:t>If you are unsure, return to the worked picture and explain one arrow. If you are ready, change an input or assumption and justify your prediction.</w:t>
-      </w:r>
-    </w:p>
-    <w:p>
-      <w:r>
-        <w:t>Save your workbook evidence. At the next review, try a different case before opening your old answer.</w:t>
+      <w:pPr>
+        <w:spacing w:line="336" w:lineRule="auto" w:after="180"/>
+      </w:pPr>
+      <w:r>
+        <w:rPr>
+          <w:b w:val="0"/>
+        </w:rPr>
+        <w:t xml:space="preserve">If you are unsure, return to the worked picture and explain one arrow. If you are ready, change an </w:t>
+      </w:r>
+      <w:r>
+        <w:rPr>
+          <w:b/>
+        </w:rPr>
+        <w:t>input</w:t>
+      </w:r>
+      <w:r>
+        <w:rPr>
+          <w:b w:val="0"/>
+        </w:rPr>
+        <w:t xml:space="preserve"> or assumption and justify your </w:t>
+      </w:r>
+      <w:r>
+        <w:rPr>
+          <w:b/>
+        </w:rPr>
+        <w:t>prediction</w:t>
+      </w:r>
+      <w:r>
+        <w:rPr>
+          <w:b w:val="0"/>
+        </w:rPr>
+        <w:t>.</w:t>
+      </w:r>
+    </w:p>
+    <w:p>
+      <w:pPr>
+        <w:spacing w:line="336" w:lineRule="auto" w:after="180"/>
+      </w:pPr>
+      <w:r>
+        <w:rPr>
+          <w:b w:val="0"/>
+        </w:rPr>
+        <w:t xml:space="preserve">Save your workbook </w:t>
+      </w:r>
+      <w:r>
+        <w:rPr>
+          <w:b/>
+        </w:rPr>
+        <w:t>evidence</w:t>
+      </w:r>
+      <w:r>
+        <w:rPr>
+          <w:b w:val="0"/>
+        </w:rPr>
+        <w:t>. At the next review, try a different case before opening your old answer.</w:t>
       </w:r>
     </w:p>
     <w:p>
@@ -3715,11 +5971,28 @@
     </w:p>
     <w:p>
       <w:r>
+        <w:t>Attempt supported questions before using hints or feedback. Review a missing building block, then keep the completed work.</w:t>
+      </w:r>
+    </w:p>
+    <w:p>
+      <w:pPr>
+        <w:spacing w:line="336" w:lineRule="auto" w:after="180"/>
+      </w:pPr>
+      <w:r>
+        <w:rPr>
+          <w:b w:val="0"/>
+        </w:rPr>
         <w:t>Use this supported practice once, in the browser or on paper. Keep the reserved independent assessment for a separate first attempt before teacher feedback.</w:t>
       </w:r>
     </w:p>
     <w:p>
-      <w:r>
+      <w:pPr>
+        <w:spacing w:line="336" w:lineRule="auto" w:after="180"/>
+      </w:pPr>
+      <w:r>
+        <w:rPr>
+          <w:b w:val="0"/>
+        </w:rPr>
         <w:t>Removing an obvious setting field may leave another field that carries the same information.</w:t>
       </w:r>
     </w:p>
@@ -3732,22 +6005,61 @@
       </w:r>
     </w:p>
     <w:p>
-      <w:r>
-        <w:t>Which labelled step matches this detail? Compare controlled predictions and held-out setting slices; dropping one column does not establish setting independence.</w:t>
-      </w:r>
-    </w:p>
-    <w:p>
-      <w:r>
+      <w:pPr>
+        <w:spacing w:line="336" w:lineRule="auto" w:after="180"/>
+      </w:pPr>
+      <w:r>
+        <w:rPr>
+          <w:b w:val="0"/>
+        </w:rPr>
+        <w:t xml:space="preserve">Which labelled step matches this detail? Compare controlled </w:t>
+      </w:r>
+      <w:r>
+        <w:rPr>
+          <w:b/>
+        </w:rPr>
+        <w:t>prediction</w:t>
+      </w:r>
+      <w:r>
+        <w:rPr>
+          <w:b w:val="0"/>
+        </w:rPr>
+        <w:t>s and held-out setting slices; dropping one column does not establish setting independence.</w:t>
+      </w:r>
+    </w:p>
+    <w:p>
+      <w:pPr>
+        <w:spacing w:line="336" w:lineRule="auto" w:after="180"/>
+        <w:shd w:fill="F4F9FC"/>
+      </w:pPr>
+      <w:r>
+        <w:rPr>
+          <w:b w:val="0"/>
+        </w:rPr>
         <w:t>1. Remove direct field</w:t>
       </w:r>
     </w:p>
     <w:p>
-      <w:r>
+      <w:pPr>
+        <w:spacing w:line="336" w:lineRule="auto" w:after="180"/>
+        <w:shd w:fill="F4F9FC"/>
+      </w:pPr>
+      <w:r>
+        <w:rPr>
+          <w:b w:val="0"/>
+        </w:rPr>
         <w:t>2. Audit effect</w:t>
       </w:r>
     </w:p>
     <w:p>
-      <w:r>
+      <w:pPr>
+        <w:spacing w:line="336" w:lineRule="auto" w:after="180"/>
+        <w:shd w:fill="F4F9FC"/>
+      </w:pPr>
+      <w:r>
+        <w:rPr>
+          <w:b w:val="0"/>
+        </w:rPr>
         <w:t>3. Check retained proxy</w:t>
       </w:r>
     </w:p>
@@ -3785,41 +6097,191 @@
       </w:r>
     </w:p>
     <w:p>
-      <w:r>
+      <w:pPr>
+        <w:pStyle w:val="Heading3"/>
+      </w:pPr>
+      <w:r>
+        <w:t>Hint · try first</w:t>
+      </w:r>
+    </w:p>
+    <w:p>
+      <w:pPr>
+        <w:spacing w:line="336" w:lineRule="auto" w:after="180"/>
+        <w:shd w:fill="F1F6F8"/>
+      </w:pPr>
+      <w:r>
+        <w:rPr>
+          <w:b w:val="0"/>
+        </w:rPr>
         <w:t>Hint if needed: Read the steps in the pictorial case. Match the supplied detail to the stage that performs or records it.</w:t>
       </w:r>
     </w:p>
     <w:p>
-      <w:r>
-        <w:t>After your attempt, compare with the supported explanation: Audit effect Compare controlled predictions and held-out setting slices; dropping one column does not establish setting independence. Read the picture in order. Compare controlled predictions and held-out setting slices; dropping one column does not establish setting independence. The arrows show which recorded input or intermediate result each decision uses. Explain the deciding step aloud before checking the changed case; pointing to the final answer alone does not show how it follows.</w:t>
-      </w:r>
-    </w:p>
-    <w:p>
       <w:pPr>
         <w:pStyle w:val="Heading3"/>
       </w:pPr>
       <w:r>
+        <w:t>Feedback · compare after trying</w:t>
+      </w:r>
+    </w:p>
+    <w:p>
+      <w:pPr>
+        <w:spacing w:line="336" w:lineRule="auto" w:after="180"/>
+        <w:shd w:fill="F1F6FC"/>
+      </w:pPr>
+      <w:r>
+        <w:rPr>
+          <w:b w:val="0"/>
+        </w:rPr>
+        <w:t xml:space="preserve">After your attempt, compare with the supported explanation: Audit effect Compare controlled </w:t>
+      </w:r>
+      <w:r>
+        <w:rPr>
+          <w:b/>
+        </w:rPr>
+        <w:t>prediction</w:t>
+      </w:r>
+      <w:r>
+        <w:rPr>
+          <w:b w:val="0"/>
+        </w:rPr>
+        <w:t>s and held-out setting slices; dropping one column does not establish setting independence. Read the picture in order.</w:t>
+      </w:r>
+    </w:p>
+    <w:p>
+      <w:pPr>
+        <w:spacing w:line="336" w:lineRule="auto" w:after="180"/>
+        <w:shd w:fill="F1F6FC"/>
+      </w:pPr>
+      <w:r>
+        <w:rPr>
+          <w:b w:val="0"/>
+        </w:rPr>
+        <w:t xml:space="preserve">Compare controlled </w:t>
+      </w:r>
+      <w:r>
+        <w:rPr>
+          <w:b/>
+        </w:rPr>
+        <w:t>prediction</w:t>
+      </w:r>
+      <w:r>
+        <w:rPr>
+          <w:b w:val="0"/>
+        </w:rPr>
+        <w:t xml:space="preserve">s and held-out setting slices; dropping one column does not establish setting independence. The arrows show which recorded </w:t>
+      </w:r>
+      <w:r>
+        <w:rPr>
+          <w:b/>
+        </w:rPr>
+        <w:t>input</w:t>
+      </w:r>
+      <w:r>
+        <w:rPr>
+          <w:b w:val="0"/>
+        </w:rPr>
+        <w:t xml:space="preserve"> or intermediate result each decision uses.</w:t>
+      </w:r>
+    </w:p>
+    <w:p>
+      <w:pPr>
+        <w:spacing w:line="336" w:lineRule="auto" w:after="180"/>
+        <w:shd w:fill="F1F6FC"/>
+      </w:pPr>
+      <w:r>
+        <w:rPr>
+          <w:b w:val="0"/>
+        </w:rPr>
+        <w:t>Explain the deciding step aloud before checking the changed case; pointing to the final answer alone does not show how it follows.</w:t>
+      </w:r>
+    </w:p>
+    <w:p>
+      <w:pPr>
+        <w:pStyle w:val="Heading3"/>
+      </w:pPr>
+      <w:r>
         <w:t>Practice 2: explain the deciding evidence</w:t>
       </w:r>
     </w:p>
     <w:p>
-      <w:r>
+      <w:pPr>
+        <w:pStyle w:val="Heading3"/>
+      </w:pPr>
+      <w:r>
+        <w:t>Changed case · predict first</w:t>
+      </w:r>
+    </w:p>
+    <w:p>
+      <w:pPr>
+        <w:spacing w:line="336" w:lineRule="auto" w:after="180"/>
+        <w:shd w:fill="F5F1FB"/>
+      </w:pPr>
+      <w:r>
+        <w:rPr>
+          <w:b w:val="0"/>
+        </w:rPr>
         <w:t>Changed-case practice: Camera codes are assigned independently of setting in a new balanced dataset. Which conclusion is supported by the supplied facts?</w:t>
       </w:r>
     </w:p>
     <w:p>
-      <w:r>
+      <w:pPr>
+        <w:spacing w:line="336" w:lineRule="auto" w:after="180"/>
+        <w:shd w:fill="F4F9FC"/>
+      </w:pPr>
+      <w:r>
+        <w:rPr>
+          <w:b w:val="0"/>
+        </w:rPr>
         <w:t>1. camera_code no longer perfectly identifies setting in that dataset.</w:t>
       </w:r>
     </w:p>
     <w:p>
-      <w:r>
-        <w:t>2. We can decide the result without examining the changed input or the procedure.</w:t>
-      </w:r>
-    </w:p>
-    <w:p>
-      <w:r>
-        <w:t>3. This one example guarantees correct results for every future input.</w:t>
+      <w:pPr>
+        <w:spacing w:line="336" w:lineRule="auto" w:after="180"/>
+        <w:shd w:fill="F4F9FC"/>
+      </w:pPr>
+      <w:r>
+        <w:rPr>
+          <w:b w:val="0"/>
+        </w:rPr>
+        <w:t xml:space="preserve">2. We can decide the result without examining the changed </w:t>
+      </w:r>
+      <w:r>
+        <w:rPr>
+          <w:b/>
+        </w:rPr>
+        <w:t>input</w:t>
+      </w:r>
+      <w:r>
+        <w:rPr>
+          <w:b w:val="0"/>
+        </w:rPr>
+        <w:t xml:space="preserve"> or the procedure.</w:t>
+      </w:r>
+    </w:p>
+    <w:p>
+      <w:pPr>
+        <w:spacing w:line="336" w:lineRule="auto" w:after="180"/>
+        <w:shd w:fill="F4F9FC"/>
+      </w:pPr>
+      <w:r>
+        <w:rPr>
+          <w:b w:val="0"/>
+        </w:rPr>
+        <w:t xml:space="preserve">3. This one example guarantees correct results for every future </w:t>
+      </w:r>
+      <w:r>
+        <w:rPr>
+          <w:b/>
+        </w:rPr>
+        <w:t>input</w:t>
+      </w:r>
+      <w:r>
+        <w:rPr>
+          <w:b w:val="0"/>
+        </w:rPr>
+        <w:t>.</w:t>
       </w:r>
     </w:p>
     <w:p>
@@ -3856,12 +6318,42 @@
       </w:r>
     </w:p>
     <w:p>
-      <w:r>
+      <w:pPr>
+        <w:pStyle w:val="Heading3"/>
+      </w:pPr>
+      <w:r>
+        <w:t>Hint · try first</w:t>
+      </w:r>
+    </w:p>
+    <w:p>
+      <w:pPr>
+        <w:spacing w:line="336" w:lineRule="auto" w:after="180"/>
+        <w:shd w:fill="F1F6F8"/>
+      </w:pPr>
+      <w:r>
+        <w:rPr>
+          <w:b w:val="0"/>
+        </w:rPr>
         <w:t>Hint if needed: Use the changed condition and the deciding step in the pictorial trace. The answer must say what follows from those facts.</w:t>
       </w:r>
     </w:p>
     <w:p>
-      <w:r>
+      <w:pPr>
+        <w:pStyle w:val="Heading3"/>
+      </w:pPr>
+      <w:r>
+        <w:t>Feedback · compare after trying</w:t>
+      </w:r>
+    </w:p>
+    <w:p>
+      <w:pPr>
+        <w:spacing w:line="336" w:lineRule="auto" w:after="180"/>
+        <w:shd w:fill="F1F6FC"/>
+      </w:pPr>
+      <w:r>
+        <w:rPr>
+          <w:b w:val="0"/>
+        </w:rPr>
         <w:t>After your attempt, compare with the supported explanation: camera_code no longer perfectly identifies setting in that dataset. The observed mapping changed; other retained fields may still contain setting information.</w:t>
       </w:r>
     </w:p>
@@ -3874,18 +6366,129 @@
       </w:r>
     </w:p>
     <w:p>
-      <w:r>
-        <w:t>Review Subgroup Performance (ai-4/31). Goal: Calculate subgroup results with sample sizes. Short practice: Why should the report retain subgroup rates alongside the total? Point to the relevant step in the picture, then write the changed result and the rule or evidence that supports it.. Return to this week and explain what you changed.</w:t>
-      </w:r>
-    </w:p>
-    <w:p>
-      <w:r>
-        <w:t>Review Feature Engineering (ai-4/29). Goal: Create features available at prediction time. Short practice: What should be saved so another group transforms the query identically? Point to the relevant step in the picture, then write the changed result and the rule or evidence that supports it.. Return to this week and explain what you changed.</w:t>
-      </w:r>
-    </w:p>
-    <w:p>
-      <w:r>
-        <w:t>Review Reproducible Experiments (ai-4/26). Goal: Record enough detail to reproduce a run. Short practice: What should accompany the mean 70%? Point to the relevant step in the picture, then write the changed result and the rule or evidence that supports it.. Return to this week and explain what you changed.</w:t>
+      <w:pPr>
+        <w:spacing w:line="336" w:lineRule="auto" w:after="180"/>
+      </w:pPr>
+      <w:r>
+        <w:rPr>
+          <w:b w:val="0"/>
+        </w:rPr>
+        <w:t>Review Subgroup Performance (ai-4/31). Goal: Calculate subgroup results with sample sizes. Short practice: Why should the report retain subgroup rates alongside the total?</w:t>
+      </w:r>
+    </w:p>
+    <w:p>
+      <w:pPr>
+        <w:spacing w:line="336" w:lineRule="auto" w:after="180"/>
+      </w:pPr>
+      <w:r>
+        <w:rPr>
+          <w:b w:val="0"/>
+        </w:rPr>
+        <w:t xml:space="preserve">Point to the relevant step in the picture, then write the changed result and the rule or </w:t>
+      </w:r>
+      <w:r>
+        <w:rPr>
+          <w:b/>
+        </w:rPr>
+        <w:t>evidence</w:t>
+      </w:r>
+      <w:r>
+        <w:rPr>
+          <w:b w:val="0"/>
+        </w:rPr>
+        <w:t xml:space="preserve"> that supports it.. Return to this week and explain what you changed.</w:t>
+      </w:r>
+    </w:p>
+    <w:p>
+      <w:pPr>
+        <w:spacing w:line="336" w:lineRule="auto" w:after="180"/>
+      </w:pPr>
+      <w:r>
+        <w:rPr>
+          <w:b w:val="0"/>
+        </w:rPr>
+        <w:t xml:space="preserve">Review Feature Engineering (ai-4/29). Goal: Create features available at </w:t>
+      </w:r>
+      <w:r>
+        <w:rPr>
+          <w:b/>
+        </w:rPr>
+        <w:t>prediction</w:t>
+      </w:r>
+      <w:r>
+        <w:rPr>
+          <w:b w:val="0"/>
+        </w:rPr>
+        <w:t xml:space="preserve"> time. Short practice: What should be saved so another group transforms the query identically?</w:t>
+      </w:r>
+    </w:p>
+    <w:p>
+      <w:pPr>
+        <w:spacing w:line="336" w:lineRule="auto" w:after="180"/>
+      </w:pPr>
+      <w:r>
+        <w:rPr>
+          <w:b w:val="0"/>
+        </w:rPr>
+        <w:t xml:space="preserve">Point to the relevant step in the picture, then write the changed result and the rule or </w:t>
+      </w:r>
+      <w:r>
+        <w:rPr>
+          <w:b/>
+        </w:rPr>
+        <w:t>evidence</w:t>
+      </w:r>
+      <w:r>
+        <w:rPr>
+          <w:b w:val="0"/>
+        </w:rPr>
+        <w:t xml:space="preserve"> that supports it.. Return to this week and explain what you changed.</w:t>
+      </w:r>
+    </w:p>
+    <w:p>
+      <w:pPr>
+        <w:spacing w:line="336" w:lineRule="auto" w:after="180"/>
+      </w:pPr>
+      <w:r>
+        <w:rPr>
+          <w:b w:val="0"/>
+        </w:rPr>
+        <w:t xml:space="preserve">Review Reproducible Experiments (ai-4/26). Goal: Record enough detail to reproduce a run. Short practice: What should accompany the mean </w:t>
+      </w:r>
+      <w:r>
+        <w:rPr>
+          <w:b/>
+        </w:rPr>
+        <w:t>70%</w:t>
+      </w:r>
+      <w:r>
+        <w:rPr>
+          <w:b w:val="0"/>
+        </w:rPr>
+        <w:t>?</w:t>
+      </w:r>
+    </w:p>
+    <w:p>
+      <w:pPr>
+        <w:spacing w:line="336" w:lineRule="auto" w:after="180"/>
+      </w:pPr>
+      <w:r>
+        <w:rPr>
+          <w:b w:val="0"/>
+        </w:rPr>
+        <w:t xml:space="preserve">Point to the relevant step in the picture, then write the changed result and the rule or </w:t>
+      </w:r>
+      <w:r>
+        <w:rPr>
+          <w:b/>
+        </w:rPr>
+        <w:t>evidence</w:t>
+      </w:r>
+      <w:r>
+        <w:rPr>
+          <w:b w:val="0"/>
+        </w:rPr>
+        <w:t xml:space="preserve"> that supports it.. Return to this week and explain what you changed.</w:t>
       </w:r>
     </w:p>
     <w:p>
@@ -3897,8 +6500,691 @@
       </w:r>
     </w:p>
     <w:p>
-      <w:r>
-        <w:t>Use Download completed work in the hosted lesson to export your answers, reflections, practice feedback and code-run evidence. Open the HTML copy to read or print it. Drafts stay in this browser when storage is available; clear drafts on a shared device.</w:t>
+      <w:pPr>
+        <w:spacing w:line="336" w:lineRule="auto" w:after="180"/>
+      </w:pPr>
+      <w:r>
+        <w:rPr>
+          <w:b w:val="0"/>
+        </w:rPr>
+        <w:t xml:space="preserve">Use Download completed work in the hosted lesson to export your answers, reflections, practice feedback and code-run </w:t>
+      </w:r>
+      <w:r>
+        <w:rPr>
+          <w:b/>
+        </w:rPr>
+        <w:t>evidence</w:t>
+      </w:r>
+      <w:r>
+        <w:rPr>
+          <w:b w:val="0"/>
+        </w:rPr>
+        <w:t>. Open the HTML copy to read or print it.</w:t>
+      </w:r>
+    </w:p>
+    <w:p>
+      <w:pPr>
+        <w:spacing w:line="336" w:lineRule="auto" w:after="180"/>
+      </w:pPr>
+      <w:r>
+        <w:rPr>
+          <w:b w:val="0"/>
+        </w:rPr>
+        <w:t>Drafts stay in this browser when storage is available; clear drafts on a shared device.</w:t>
+      </w:r>
+    </w:p>
+    <w:p>
+      <w:pPr>
+        <w:pStyle w:val="Heading1"/>
+      </w:pPr>
+      <w:r>
+        <w:t>18. Visual concept journey</w:t>
+      </w:r>
+    </w:p>
+    <w:p>
+      <w:r>
+        <w:t>Explain each Proxy Features and Fairness graphic using its labels, deciding evidence and relevant limitation.</w:t>
+      </w:r>
+    </w:p>
+    <w:p>
+      <w:pPr>
+        <w:pStyle w:val="Heading3"/>
+      </w:pPr>
+      <w:r>
+        <w:t>01. Proxy Features and Fairness: the case</w:t>
+      </w:r>
+    </w:p>
+    <w:p>
+      <w:r>
+        <w:drawing>
+          <wp:inline xmlns:a="http://schemas.openxmlformats.org/drawingml/2006/main" xmlns:pic="http://schemas.openxmlformats.org/drawingml/2006/picture">
+            <wp:extent cx="5486400" cy="3291840"/>
+            <wp:docPr id="22" name="Picture 22" descr="Removing an obvious setting field may leave another field that carries the same information. Supplied facts: Toy table has location=greenhouse/desk and camera_code=G/D. Every G record is greenhouse; every D record is desk. The team drops location. All inputs and outcomes in this worked example are invented classroom data; no real model run is claimed."/>
+            <wp:cNvGraphicFramePr>
+              <a:graphicFrameLocks noChangeAspect="1"/>
+            </wp:cNvGraphicFramePr>
+            <a:graphic>
+              <a:graphicData uri="http://schemas.openxmlformats.org/drawingml/2006/picture">
+                <pic:pic>
+                  <pic:nvPicPr>
+                    <pic:cNvPr id="0" name="academy-story-ai-4-32-01.png"/>
+                    <pic:cNvPicPr/>
+                  </pic:nvPicPr>
+                  <pic:blipFill>
+                    <a:blip r:embed="rId29"/>
+                    <a:stretch>
+                      <a:fillRect/>
+                    </a:stretch>
+                  </pic:blipFill>
+                  <pic:spPr>
+                    <a:xfrm>
+                      <a:off x="0" y="0"/>
+                      <a:ext cx="5486400" cy="3291840"/>
+                    </a:xfrm>
+                    <a:prstGeom prst="rect"/>
+                  </pic:spPr>
+                </pic:pic>
+              </a:graphicData>
+            </a:graphic>
+          </wp:inline>
+        </w:drawing>
+      </w:r>
+    </w:p>
+    <w:p>
+      <w:pPr>
+        <w:spacing w:line="336" w:lineRule="auto" w:after="180"/>
+      </w:pPr>
+      <w:r>
+        <w:rPr>
+          <w:b w:val="0"/>
+        </w:rPr>
+        <w:t>Removing an obvious setting field may leave another field that carries the same information. Supplied facts: Toy table has location=greenhouse/desk and camera_code=G/D. Every G record is greenhouse; every D record is desk.</w:t>
+      </w:r>
+    </w:p>
+    <w:p>
+      <w:pPr>
+        <w:spacing w:line="336" w:lineRule="auto" w:after="180"/>
+      </w:pPr>
+      <w:r>
+        <w:rPr>
+          <w:b w:val="0"/>
+        </w:rPr>
+        <w:t xml:space="preserve">The team drops location. All </w:t>
+      </w:r>
+      <w:r>
+        <w:rPr>
+          <w:b/>
+        </w:rPr>
+        <w:t>input</w:t>
+      </w:r>
+      <w:r>
+        <w:rPr>
+          <w:b w:val="0"/>
+        </w:rPr>
+        <w:t>s and outcomes in this worked example are invented classroom data; no real model run is claimed.</w:t>
+      </w:r>
+    </w:p>
+    <w:p>
+      <w:pPr>
+        <w:spacing w:line="336" w:lineRule="auto" w:after="180"/>
+        <w:shd w:fill="F5F1FB"/>
+      </w:pPr>
+      <w:r>
+        <w:rPr>
+          <w:b w:val="0"/>
+        </w:rPr>
+        <w:t>Point to the given fact that matters most. Explain why it matters.</w:t>
+      </w:r>
+    </w:p>
+    <w:p>
+      <w:pPr>
+        <w:pStyle w:val="Heading3"/>
+      </w:pPr>
+      <w:r>
+        <w:t>02. Follow the deciding steps</w:t>
+      </w:r>
+    </w:p>
+    <w:p>
+      <w:r>
+        <w:drawing>
+          <wp:inline xmlns:a="http://schemas.openxmlformats.org/drawingml/2006/main" xmlns:pic="http://schemas.openxmlformats.org/drawingml/2006/picture">
+            <wp:extent cx="5486400" cy="3337560"/>
+            <wp:docPr id="23" name="Picture 23" descr="Remove direct field: The location column is absent from the new input table. → Check retained proxy: camera_code still identifies the setting perfectly in this supplied sample. → Audit effect: Compare controlled predictions and held-out setting slices; dropping one column does not establish setting independence."/>
+            <wp:cNvGraphicFramePr>
+              <a:graphicFrameLocks noChangeAspect="1"/>
+            </wp:cNvGraphicFramePr>
+            <a:graphic>
+              <a:graphicData uri="http://schemas.openxmlformats.org/drawingml/2006/picture">
+                <pic:pic>
+                  <pic:nvPicPr>
+                    <pic:cNvPr id="0" name="academy-story-ai-4-32-02.png"/>
+                    <pic:cNvPicPr/>
+                  </pic:nvPicPr>
+                  <pic:blipFill>
+                    <a:blip r:embed="rId30"/>
+                    <a:stretch>
+                      <a:fillRect/>
+                    </a:stretch>
+                  </pic:blipFill>
+                  <pic:spPr>
+                    <a:xfrm>
+                      <a:off x="0" y="0"/>
+                      <a:ext cx="5486400" cy="3337560"/>
+                    </a:xfrm>
+                    <a:prstGeom prst="rect"/>
+                  </pic:spPr>
+                </pic:pic>
+              </a:graphicData>
+            </a:graphic>
+          </wp:inline>
+        </w:drawing>
+      </w:r>
+    </w:p>
+    <w:p>
+      <w:pPr>
+        <w:spacing w:line="336" w:lineRule="auto" w:after="180"/>
+      </w:pPr>
+      <w:r>
+        <w:rPr>
+          <w:b w:val="0"/>
+        </w:rPr>
+        <w:t xml:space="preserve">Remove direct field: The location column is absent from the new </w:t>
+      </w:r>
+      <w:r>
+        <w:rPr>
+          <w:b/>
+        </w:rPr>
+        <w:t>input</w:t>
+      </w:r>
+      <w:r>
+        <w:rPr>
+          <w:b w:val="0"/>
+        </w:rPr>
+        <w:t xml:space="preserve"> table. → Check retained proxy: camera_code still identifies the setting perfectly in this supplied sample. → Audit effect: Compare controlled </w:t>
+      </w:r>
+      <w:r>
+        <w:rPr>
+          <w:b/>
+        </w:rPr>
+        <w:t>prediction</w:t>
+      </w:r>
+      <w:r>
+        <w:rPr>
+          <w:b w:val="0"/>
+        </w:rPr>
+        <w:t>s and held-out setting slices; dropping one column does not establish setting independence.</w:t>
+      </w:r>
+    </w:p>
+    <w:p>
+      <w:pPr>
+        <w:spacing w:line="336" w:lineRule="auto" w:after="180"/>
+        <w:shd w:fill="F5F1FB"/>
+      </w:pPr>
+      <w:r>
+        <w:rPr>
+          <w:b w:val="0"/>
+        </w:rPr>
+        <w:t xml:space="preserve">Point to each numbered stage and explain which recorded </w:t>
+      </w:r>
+      <w:r>
+        <w:rPr>
+          <w:b/>
+        </w:rPr>
+        <w:t>input</w:t>
+      </w:r>
+      <w:r>
+        <w:rPr>
+          <w:b w:val="0"/>
+        </w:rPr>
+        <w:t xml:space="preserve"> it uses.</w:t>
+      </w:r>
+    </w:p>
+    <w:p>
+      <w:pPr>
+        <w:pStyle w:val="Heading3"/>
+      </w:pPr>
+      <w:r>
+        <w:t>03. Proxy features and fairness at a glance</w:t>
+      </w:r>
+    </w:p>
+    <w:p>
+      <w:r>
+        <w:drawing>
+          <wp:inline xmlns:a="http://schemas.openxmlformats.org/drawingml/2006/main" xmlns:pic="http://schemas.openxmlformats.org/drawingml/2006/picture">
+            <wp:extent cx="5486400" cy="2834640"/>
+            <wp:docPr id="24" name="Picture 24" descr="Proxy features and fairness at a glance. North examples | 8 X of 10 | 2 other devices. South examples | 2 X of 10 | 8 other devices. Review question | What does code represent? | Check context and errors"/>
+            <wp:cNvGraphicFramePr>
+              <a:graphicFrameLocks noChangeAspect="1"/>
+            </wp:cNvGraphicFramePr>
+            <a:graphic>
+              <a:graphicData uri="http://schemas.openxmlformats.org/drawingml/2006/picture">
+                <pic:pic>
+                  <pic:nvPicPr>
+                    <pic:cNvPr id="0" name="academy-story-ai-4-32-03.png"/>
+                    <pic:cNvPicPr/>
+                  </pic:nvPicPr>
+                  <pic:blipFill>
+                    <a:blip r:embed="rId31"/>
+                    <a:stretch>
+                      <a:fillRect/>
+                    </a:stretch>
+                  </pic:blipFill>
+                  <pic:spPr>
+                    <a:xfrm>
+                      <a:off x="0" y="0"/>
+                      <a:ext cx="5486400" cy="2834640"/>
+                    </a:xfrm>
+                    <a:prstGeom prst="rect"/>
+                  </pic:spPr>
+                </pic:pic>
+              </a:graphicData>
+            </a:graphic>
+          </wp:inline>
+        </w:drawing>
+      </w:r>
+    </w:p>
+    <w:p>
+      <w:pPr>
+        <w:spacing w:line="336" w:lineRule="auto" w:after="180"/>
+      </w:pPr>
+      <w:r>
+        <w:rPr>
+          <w:b/>
+        </w:rPr>
+        <w:t>Proxy feature</w:t>
+      </w:r>
+      <w:r>
+        <w:rPr>
+          <w:b w:val="0"/>
+        </w:rPr>
+        <w:t xml:space="preserve">s and </w:t>
+      </w:r>
+      <w:r>
+        <w:rPr>
+          <w:b/>
+        </w:rPr>
+        <w:t>fairness</w:t>
+      </w:r>
+      <w:r>
+        <w:rPr>
+          <w:b w:val="0"/>
+        </w:rPr>
+        <w:t xml:space="preserve"> at a glance. North examples | 8 X of 10 | 2 other devices. South examples | 2 X of 10 | 8 other devices. Review question | What does code represent? | Check context and errors</w:t>
+      </w:r>
+    </w:p>
+    <w:p>
+      <w:pPr>
+        <w:spacing w:line="336" w:lineRule="auto" w:after="180"/>
+        <w:shd w:fill="F5F1FB"/>
+      </w:pPr>
+      <w:r>
+        <w:rPr>
+          <w:b w:val="0"/>
+        </w:rPr>
+        <w:t>Read the labels and values. Explain the relationship the model shows.</w:t>
+      </w:r>
+    </w:p>
+    <w:p>
+      <w:pPr>
+        <w:pStyle w:val="Heading3"/>
+      </w:pPr>
+      <w:r>
+        <w:t>04. Change one thing. Trace what follows.</w:t>
+      </w:r>
+    </w:p>
+    <w:p>
+      <w:r>
+        <w:drawing>
+          <wp:inline xmlns:a="http://schemas.openxmlformats.org/drawingml/2006/main" xmlns:pic="http://schemas.openxmlformats.org/drawingml/2006/picture">
+            <wp:extent cx="5486400" cy="3041904"/>
+            <wp:docPr id="25" name="Picture 25" descr="Original case: Compare controlled predictions and held-out setting slices; dropping one column does not establish setting independence. Changed condition: Camera codes are assigned independently of setting in a new balanced dataset. Expected result: camera_code no longer perfectly identifies setting in that dataset. Reason: The observed mapping changed; other retained fields may still contain setting information."/>
+            <wp:cNvGraphicFramePr>
+              <a:graphicFrameLocks noChangeAspect="1"/>
+            </wp:cNvGraphicFramePr>
+            <a:graphic>
+              <a:graphicData uri="http://schemas.openxmlformats.org/drawingml/2006/picture">
+                <pic:pic>
+                  <pic:nvPicPr>
+                    <pic:cNvPr id="0" name="academy-story-ai-4-32-04.png"/>
+                    <pic:cNvPicPr/>
+                  </pic:nvPicPr>
+                  <pic:blipFill>
+                    <a:blip r:embed="rId32"/>
+                    <a:stretch>
+                      <a:fillRect/>
+                    </a:stretch>
+                  </pic:blipFill>
+                  <pic:spPr>
+                    <a:xfrm>
+                      <a:off x="0" y="0"/>
+                      <a:ext cx="5486400" cy="3041904"/>
+                    </a:xfrm>
+                    <a:prstGeom prst="rect"/>
+                  </pic:spPr>
+                </pic:pic>
+              </a:graphicData>
+            </a:graphic>
+          </wp:inline>
+        </w:drawing>
+      </w:r>
+    </w:p>
+    <w:p>
+      <w:pPr>
+        <w:spacing w:line="336" w:lineRule="auto" w:after="180"/>
+      </w:pPr>
+      <w:r>
+        <w:rPr>
+          <w:b w:val="0"/>
+        </w:rPr>
+        <w:t xml:space="preserve">Original case: Compare controlled </w:t>
+      </w:r>
+      <w:r>
+        <w:rPr>
+          <w:b/>
+        </w:rPr>
+        <w:t>prediction</w:t>
+      </w:r>
+      <w:r>
+        <w:rPr>
+          <w:b w:val="0"/>
+        </w:rPr>
+        <w:t>s and held-out setting slices; dropping one column does not establish setting independence.</w:t>
+      </w:r>
+    </w:p>
+    <w:p>
+      <w:pPr>
+        <w:spacing w:line="336" w:lineRule="auto" w:after="180"/>
+      </w:pPr>
+      <w:r>
+        <w:rPr>
+          <w:b w:val="0"/>
+        </w:rPr>
+        <w:t>Changed condition: Camera codes are assigned independently of setting in a new balanced dataset. Expected result: camera_code no longer perfectly identifies setting in that dataset.</w:t>
+      </w:r>
+    </w:p>
+    <w:p>
+      <w:pPr>
+        <w:spacing w:line="336" w:lineRule="auto" w:after="180"/>
+      </w:pPr>
+      <w:r>
+        <w:rPr>
+          <w:b w:val="0"/>
+        </w:rPr>
+        <w:t>Reason: The observed mapping changed; other retained fields may still contain setting information.</w:t>
+      </w:r>
+    </w:p>
+    <w:p>
+      <w:pPr>
+        <w:spacing w:line="336" w:lineRule="auto" w:after="180"/>
+        <w:shd w:fill="F5F1FB"/>
+      </w:pPr>
+      <w:r>
+        <w:rPr>
+          <w:b w:val="0"/>
+        </w:rPr>
+        <w:t>Predict before checking the worked changed-case result. Name what changed and what the supplied facts allow you to conclude.</w:t>
+      </w:r>
+    </w:p>
+    <w:p>
+      <w:pPr>
+        <w:pStyle w:val="Heading3"/>
+      </w:pPr>
+      <w:r>
+        <w:t>05. Connect the explanation to its limit</w:t>
+      </w:r>
+    </w:p>
+    <w:p>
+      <w:r>
+        <w:drawing>
+          <wp:inline xmlns:a="http://schemas.openxmlformats.org/drawingml/2006/main" xmlns:pic="http://schemas.openxmlformats.org/drawingml/2006/picture">
+            <wp:extent cx="5486400" cy="2834640"/>
+            <wp:docPr id="26" name="Picture 26" descr="Read the picture in order. Compare controlled predictions and held-out setting slices; dropping one column does not establish setting independence. The arrows show which recorded input or intermediate result each decision uses. Explain the deciding step aloud before checking the changed case; pointing to the final answer alone does not show how it follows. Limit: A correlated field is not necessarily harmful in every use; assess task relevance, consequences and actual model behaviour."/>
+            <wp:cNvGraphicFramePr>
+              <a:graphicFrameLocks noChangeAspect="1"/>
+            </wp:cNvGraphicFramePr>
+            <a:graphic>
+              <a:graphicData uri="http://schemas.openxmlformats.org/drawingml/2006/picture">
+                <pic:pic>
+                  <pic:nvPicPr>
+                    <pic:cNvPr id="0" name="academy-story-ai-4-32-05.png"/>
+                    <pic:cNvPicPr/>
+                  </pic:nvPicPr>
+                  <pic:blipFill>
+                    <a:blip r:embed="rId33"/>
+                    <a:stretch>
+                      <a:fillRect/>
+                    </a:stretch>
+                  </pic:blipFill>
+                  <pic:spPr>
+                    <a:xfrm>
+                      <a:off x="0" y="0"/>
+                      <a:ext cx="5486400" cy="2834640"/>
+                    </a:xfrm>
+                    <a:prstGeom prst="rect"/>
+                  </pic:spPr>
+                </pic:pic>
+              </a:graphicData>
+            </a:graphic>
+          </wp:inline>
+        </w:drawing>
+      </w:r>
+    </w:p>
+    <w:p>
+      <w:pPr>
+        <w:spacing w:line="336" w:lineRule="auto" w:after="180"/>
+      </w:pPr>
+      <w:r>
+        <w:rPr>
+          <w:b w:val="0"/>
+        </w:rPr>
+        <w:t xml:space="preserve">Read the picture in order. Compare controlled </w:t>
+      </w:r>
+      <w:r>
+        <w:rPr>
+          <w:b/>
+        </w:rPr>
+        <w:t>prediction</w:t>
+      </w:r>
+      <w:r>
+        <w:rPr>
+          <w:b w:val="0"/>
+        </w:rPr>
+        <w:t>s and held-out setting slices; dropping one column does not establish setting independence.</w:t>
+      </w:r>
+    </w:p>
+    <w:p>
+      <w:pPr>
+        <w:spacing w:line="336" w:lineRule="auto" w:after="180"/>
+      </w:pPr>
+      <w:r>
+        <w:rPr>
+          <w:b w:val="0"/>
+        </w:rPr>
+        <w:t xml:space="preserve">The arrows show which recorded </w:t>
+      </w:r>
+      <w:r>
+        <w:rPr>
+          <w:b/>
+        </w:rPr>
+        <w:t>input</w:t>
+      </w:r>
+      <w:r>
+        <w:rPr>
+          <w:b w:val="0"/>
+        </w:rPr>
+        <w:t xml:space="preserve"> or intermediate result each decision uses. Explain the deciding step aloud before checking the changed case; pointing to the final answer alone does not show how it follows.</w:t>
+      </w:r>
+    </w:p>
+    <w:p>
+      <w:pPr>
+        <w:spacing w:line="336" w:lineRule="auto" w:after="180"/>
+      </w:pPr>
+      <w:r>
+        <w:rPr>
+          <w:b w:val="0"/>
+        </w:rPr>
+        <w:t>Limit: A correlated field is not necessarily harmful in every use; assess task relevance, consequences and actual model behaviour.</w:t>
+      </w:r>
+    </w:p>
+    <w:p>
+      <w:pPr>
+        <w:spacing w:line="336" w:lineRule="auto" w:after="180"/>
+        <w:shd w:fill="F5F1FB"/>
+      </w:pPr>
+      <w:r>
+        <w:rPr>
+          <w:b w:val="0"/>
+        </w:rPr>
+        <w:t>Explain the case, then point to a limit on the claim.</w:t>
+      </w:r>
+    </w:p>
+    <w:p>
+      <w:pPr>
+        <w:pStyle w:val="Heading3"/>
+      </w:pPr>
+      <w:r>
+        <w:t>06. Make the idea visible in your project</w:t>
+      </w:r>
+    </w:p>
+    <w:p>
+      <w:r>
+        <w:drawing>
+          <wp:inline xmlns:a="http://schemas.openxmlformats.org/drawingml/2006/main" xmlns:pic="http://schemas.openxmlformats.org/drawingml/2006/picture">
+            <wp:extent cx="5486400" cy="3681984"/>
+            <wp:docPr id="27" name="Picture 27" descr="For your Responsible Plant Classifier, save the input, procedure, observed result and limitation of this check. Label this worked example as practice; use a different, previously unreviewed case when checking independent understanding. Draw your input, deciding step, result and limit. Supported question: What evidence contradicts the original “all setting information removed” claim? Point to the relevant step in the picture, then write the changed result and the rule or evidence that supports it."/>
+            <wp:cNvGraphicFramePr>
+              <a:graphicFrameLocks noChangeAspect="1"/>
+            </wp:cNvGraphicFramePr>
+            <a:graphic>
+              <a:graphicData uri="http://schemas.openxmlformats.org/drawingml/2006/picture">
+                <pic:pic>
+                  <pic:nvPicPr>
+                    <pic:cNvPr id="0" name="academy-story-ai-4-32-06.png"/>
+                    <pic:cNvPicPr/>
+                  </pic:nvPicPr>
+                  <pic:blipFill>
+                    <a:blip r:embed="rId34"/>
+                    <a:stretch>
+                      <a:fillRect/>
+                    </a:stretch>
+                  </pic:blipFill>
+                  <pic:spPr>
+                    <a:xfrm>
+                      <a:off x="0" y="0"/>
+                      <a:ext cx="5486400" cy="3681984"/>
+                    </a:xfrm>
+                    <a:prstGeom prst="rect"/>
+                  </pic:spPr>
+                </pic:pic>
+              </a:graphicData>
+            </a:graphic>
+          </wp:inline>
+        </w:drawing>
+      </w:r>
+    </w:p>
+    <w:p>
+      <w:pPr>
+        <w:spacing w:line="336" w:lineRule="auto" w:after="180"/>
+      </w:pPr>
+      <w:r>
+        <w:rPr>
+          <w:b w:val="0"/>
+        </w:rPr>
+        <w:t xml:space="preserve">For your Responsible Plant Classifier, save the </w:t>
+      </w:r>
+      <w:r>
+        <w:rPr>
+          <w:b/>
+        </w:rPr>
+        <w:t>input</w:t>
+      </w:r>
+      <w:r>
+        <w:rPr>
+          <w:b w:val="0"/>
+        </w:rPr>
+        <w:t>, procedure, observed result and limitation of this check.</w:t>
+      </w:r>
+    </w:p>
+    <w:p>
+      <w:pPr>
+        <w:spacing w:line="336" w:lineRule="auto" w:after="180"/>
+      </w:pPr>
+      <w:r>
+        <w:rPr>
+          <w:b w:val="0"/>
+        </w:rPr>
+        <w:t xml:space="preserve">Label this worked example as practice; use a different, previously unreviewed case when checking independent understanding. Draw your </w:t>
+      </w:r>
+      <w:r>
+        <w:rPr>
+          <w:b/>
+        </w:rPr>
+        <w:t>input</w:t>
+      </w:r>
+      <w:r>
+        <w:rPr>
+          <w:b w:val="0"/>
+        </w:rPr>
+        <w:t>, deciding step, result and limit.</w:t>
+      </w:r>
+    </w:p>
+    <w:p>
+      <w:pPr>
+        <w:spacing w:line="336" w:lineRule="auto" w:after="180"/>
+      </w:pPr>
+      <w:r>
+        <w:rPr>
+          <w:b w:val="0"/>
+        </w:rPr>
+        <w:t xml:space="preserve">Supported question: What </w:t>
+      </w:r>
+      <w:r>
+        <w:rPr>
+          <w:b/>
+        </w:rPr>
+        <w:t>evidence</w:t>
+      </w:r>
+      <w:r>
+        <w:rPr>
+          <w:b w:val="0"/>
+        </w:rPr>
+        <w:t xml:space="preserve"> contradicts the original “all setting information removed” claim? Point to the relevant step in the picture, then write the changed result and the rule or </w:t>
+      </w:r>
+      <w:r>
+        <w:rPr>
+          <w:b/>
+        </w:rPr>
+        <w:t>evidence</w:t>
+      </w:r>
+      <w:r>
+        <w:rPr>
+          <w:b w:val="0"/>
+        </w:rPr>
+        <w:t xml:space="preserve"> that supports it.</w:t>
+      </w:r>
+    </w:p>
+    <w:p>
+      <w:pPr>
+        <w:spacing w:line="336" w:lineRule="auto" w:after="180"/>
+        <w:shd w:fill="F5F1FB"/>
+      </w:pPr>
+      <w:r>
+        <w:rPr>
+          <w:b w:val="0"/>
+        </w:rPr>
+        <w:t xml:space="preserve">Draw your project trace and justify the deciding step using </w:t>
+      </w:r>
+      <w:r>
+        <w:rPr>
+          <w:b/>
+        </w:rPr>
+        <w:t>evidence</w:t>
+      </w:r>
+      <w:r>
+        <w:rPr>
+          <w:b w:val="0"/>
+        </w:rPr>
+        <w:t>.</w:t>
       </w:r>
     </w:p>
     <w:sectPr>
